--- a/Дневник практики.docx
+++ b/Дневник практики.docx
@@ -379,6 +379,18 @@
           <w:lang w:eastAsia="ru-RU"/>
         </w:rPr>
       </w:pPr>
+    </w:p>
+    <w:p>
+      <w:pPr>
+        <w:spacing w:after="0" w:line="240" w:lineRule="auto"/>
+        <w:ind w:left="4962"/>
+        <w:rPr>
+          <w:rFonts w:ascii="Times New Roman" w:eastAsia="Times New Roman" w:hAnsi="Times New Roman" w:cs="Times New Roman"/>
+          <w:sz w:val="28"/>
+          <w:szCs w:val="28"/>
+          <w:lang w:eastAsia="ru-RU"/>
+        </w:rPr>
+      </w:pPr>
       <w:r>
         <w:rPr>
           <w:rFonts w:ascii="Times New Roman" w:eastAsia="Times New Roman" w:hAnsi="Times New Roman" w:cs="Times New Roman"/>
@@ -388,17 +400,6 @@
         </w:rPr>
         <w:t>Гущеварова Валерия Александровна</w:t>
       </w:r>
-    </w:p>
-    <w:p>
-      <w:pPr>
-        <w:spacing w:after="0" w:line="240" w:lineRule="auto"/>
-        <w:rPr>
-          <w:rFonts w:ascii="Times New Roman" w:eastAsia="Times New Roman" w:hAnsi="Times New Roman" w:cs="Times New Roman"/>
-          <w:sz w:val="28"/>
-          <w:szCs w:val="28"/>
-          <w:lang w:eastAsia="ru-RU"/>
-        </w:rPr>
-      </w:pPr>
     </w:p>
     <w:p>
       <w:pPr>
@@ -724,6 +725,26 @@
           <w:lang w:eastAsia="ru-RU"/>
         </w:rPr>
       </w:pPr>
+    </w:p>
+    <w:p>
+      <w:pPr>
+        <w:spacing w:after="0" w:line="240" w:lineRule="auto"/>
+        <w:ind w:left="4962"/>
+        <w:rPr>
+          <w:rFonts w:ascii="Times New Roman" w:eastAsia="Times New Roman" w:hAnsi="Times New Roman" w:cs="Times New Roman"/>
+          <w:sz w:val="28"/>
+          <w:szCs w:val="28"/>
+          <w:lang w:eastAsia="ru-RU"/>
+        </w:rPr>
+      </w:pPr>
+      <w:r>
+        <w:rPr>
+          <w:rFonts w:ascii="Times New Roman" w:hAnsi="Times New Roman" w:cs="Times New Roman"/>
+          <w:sz w:val="28"/>
+          <w:szCs w:val="28"/>
+        </w:rPr>
+        <w:t>___________ Пентин Н.С.</w:t>
+      </w:r>
     </w:p>
     <w:p>
       <w:pPr>
@@ -822,7 +843,7 @@
         </w:trPr>
         <w:tc>
           <w:tcPr>
-            <w:tcW w:w="1091" w:type="pct"/>
+            <w:tcW w:w="1151" w:type="pct"/>
             <w:tcBorders>
               <w:top w:val="single" w:sz="4" w:space="0" w:color="auto"/>
               <w:left w:val="single" w:sz="4" w:space="0" w:color="auto"/>
@@ -857,7 +878,7 @@
         </w:tc>
         <w:tc>
           <w:tcPr>
-            <w:tcW w:w="2207" w:type="pct"/>
+            <w:tcW w:w="2143" w:type="pct"/>
             <w:tcBorders>
               <w:top w:val="single" w:sz="4" w:space="0" w:color="auto"/>
               <w:left w:val="nil"/>
@@ -914,7 +935,7 @@
         </w:tc>
         <w:tc>
           <w:tcPr>
-            <w:tcW w:w="706" w:type="pct"/>
+            <w:tcW w:w="775" w:type="pct"/>
             <w:tcBorders>
               <w:top w:val="single" w:sz="4" w:space="0" w:color="auto"/>
               <w:left w:val="nil"/>
@@ -947,7 +968,7 @@
         </w:tc>
         <w:tc>
           <w:tcPr>
-            <w:tcW w:w="995" w:type="pct"/>
+            <w:tcW w:w="931" w:type="pct"/>
             <w:tcBorders>
               <w:top w:val="single" w:sz="4" w:space="0" w:color="auto"/>
               <w:left w:val="single" w:sz="4" w:space="0" w:color="auto"/>
@@ -985,7 +1006,7 @@
         </w:trPr>
         <w:tc>
           <w:tcPr>
-            <w:tcW w:w="1091" w:type="pct"/>
+            <w:tcW w:w="1151" w:type="pct"/>
             <w:tcBorders>
               <w:top w:val="single" w:sz="4" w:space="0" w:color="auto"/>
               <w:left w:val="single" w:sz="4" w:space="0" w:color="auto"/>
@@ -993,7 +1014,95 @@
               <w:right w:val="single" w:sz="4" w:space="0" w:color="auto"/>
             </w:tcBorders>
             <w:noWrap/>
-            <w:vAlign w:val="bottom"/>
+            <w:vAlign w:val="center"/>
+          </w:tcPr>
+          <w:p>
+            <w:pPr>
+              <w:spacing w:after="0" w:line="240" w:lineRule="auto"/>
+              <w:jc w:val="center"/>
+              <w:rPr>
+                <w:rFonts w:ascii="Arial" w:eastAsia="Times New Roman" w:hAnsi="Arial" w:cs="Times New Roman"/>
+                <w:sz w:val="24"/>
+                <w:szCs w:val="24"/>
+                <w:lang w:eastAsia="ru-RU"/>
+              </w:rPr>
+            </w:pPr>
+            <w:r>
+              <w:rPr>
+                <w:rFonts w:ascii="Arial" w:eastAsia="Times New Roman" w:hAnsi="Arial" w:cs="Times New Roman"/>
+                <w:sz w:val="24"/>
+                <w:szCs w:val="24"/>
+                <w:lang w:eastAsia="ru-RU"/>
+              </w:rPr>
+              <w:t>27.05</w:t>
+            </w:r>
+          </w:p>
+        </w:tc>
+        <w:tc>
+          <w:tcPr>
+            <w:tcW w:w="2143" w:type="pct"/>
+            <w:tcBorders>
+              <w:top w:val="single" w:sz="4" w:space="0" w:color="auto"/>
+              <w:left w:val="nil"/>
+              <w:bottom w:val="single" w:sz="4" w:space="0" w:color="auto"/>
+              <w:right w:val="single" w:sz="4" w:space="0" w:color="auto"/>
+            </w:tcBorders>
+          </w:tcPr>
+          <w:p>
+            <w:pPr>
+              <w:spacing w:after="0" w:line="240" w:lineRule="auto"/>
+              <w:rPr>
+                <w:rFonts w:ascii="Times New Roman" w:eastAsia="Times New Roman" w:hAnsi="Times New Roman" w:cs="Times New Roman"/>
+                <w:sz w:val="24"/>
+                <w:szCs w:val="24"/>
+                <w:lang w:eastAsia="ru-RU"/>
+              </w:rPr>
+            </w:pPr>
+            <w:r>
+              <w:rPr>
+                <w:rFonts w:ascii="Times New Roman" w:hAnsi="Times New Roman" w:cs="Times New Roman"/>
+                <w:sz w:val="24"/>
+                <w:szCs w:val="24"/>
+              </w:rPr>
+              <w:t>Установить предложенное программное обеспечение</w:t>
+            </w:r>
+          </w:p>
+        </w:tc>
+        <w:tc>
+          <w:tcPr>
+            <w:tcW w:w="775" w:type="pct"/>
+            <w:tcBorders>
+              <w:top w:val="single" w:sz="4" w:space="0" w:color="auto"/>
+              <w:left w:val="nil"/>
+              <w:bottom w:val="single" w:sz="4" w:space="0" w:color="auto"/>
+              <w:right w:val="single" w:sz="4" w:space="0" w:color="auto"/>
+            </w:tcBorders>
+          </w:tcPr>
+          <w:p>
+            <w:pPr>
+              <w:spacing w:after="0" w:line="240" w:lineRule="auto"/>
+              <w:jc w:val="center"/>
+              <w:rPr>
+                <w:rFonts w:ascii="Arial" w:eastAsia="Times New Roman" w:hAnsi="Arial" w:cs="Times New Roman"/>
+                <w:sz w:val="24"/>
+                <w:szCs w:val="24"/>
+                <w:lang w:eastAsia="ru-RU"/>
+              </w:rPr>
+            </w:pPr>
+            <w:r>
+              <w:t>8</w:t>
+            </w:r>
+          </w:p>
+        </w:tc>
+        <w:tc>
+          <w:tcPr>
+            <w:tcW w:w="931" w:type="pct"/>
+            <w:tcBorders>
+              <w:top w:val="single" w:sz="4" w:space="0" w:color="auto"/>
+              <w:left w:val="single" w:sz="4" w:space="0" w:color="auto"/>
+              <w:bottom w:val="single" w:sz="4" w:space="0" w:color="auto"/>
+              <w:right w:val="single" w:sz="4" w:space="0" w:color="auto"/>
+            </w:tcBorders>
           </w:tcPr>
           <w:p>
             <w:pPr>
@@ -1001,78 +1110,8 @@
               <w:jc w:val="right"/>
               <w:rPr>
                 <w:rFonts w:ascii="Arial" w:eastAsia="Times New Roman" w:hAnsi="Arial" w:cs="Times New Roman"/>
-                <w:sz w:val="20"/>
-                <w:szCs w:val="20"/>
-                <w:lang w:eastAsia="ru-RU"/>
-              </w:rPr>
-            </w:pPr>
-          </w:p>
-        </w:tc>
-        <w:tc>
-          <w:tcPr>
-            <w:tcW w:w="2207" w:type="pct"/>
-            <w:tcBorders>
-              <w:top w:val="single" w:sz="4" w:space="0" w:color="auto"/>
-              <w:left w:val="nil"/>
-              <w:bottom w:val="single" w:sz="4" w:space="0" w:color="auto"/>
-              <w:right w:val="single" w:sz="4" w:space="0" w:color="auto"/>
-            </w:tcBorders>
-            <w:vAlign w:val="bottom"/>
-          </w:tcPr>
-          <w:p>
-            <w:pPr>
-              <w:spacing w:after="0" w:line="240" w:lineRule="auto"/>
-              <w:rPr>
-                <w:rFonts w:ascii="Times New Roman" w:eastAsia="Times New Roman" w:hAnsi="Times New Roman" w:cs="Times New Roman"/>
-                <w:sz w:val="24"/>
-                <w:szCs w:val="24"/>
-                <w:lang w:eastAsia="ru-RU"/>
-              </w:rPr>
-            </w:pPr>
-          </w:p>
-        </w:tc>
-        <w:tc>
-          <w:tcPr>
-            <w:tcW w:w="706" w:type="pct"/>
-            <w:tcBorders>
-              <w:top w:val="single" w:sz="4" w:space="0" w:color="auto"/>
-              <w:left w:val="nil"/>
-              <w:bottom w:val="single" w:sz="4" w:space="0" w:color="auto"/>
-              <w:right w:val="single" w:sz="4" w:space="0" w:color="auto"/>
-            </w:tcBorders>
-            <w:vAlign w:val="bottom"/>
-          </w:tcPr>
-          <w:p>
-            <w:pPr>
-              <w:spacing w:after="0" w:line="240" w:lineRule="auto"/>
-              <w:jc w:val="right"/>
-              <w:rPr>
-                <w:rFonts w:ascii="Arial" w:eastAsia="Times New Roman" w:hAnsi="Arial" w:cs="Times New Roman"/>
-                <w:sz w:val="20"/>
-                <w:szCs w:val="20"/>
-                <w:lang w:eastAsia="ru-RU"/>
-              </w:rPr>
-            </w:pPr>
-          </w:p>
-        </w:tc>
-        <w:tc>
-          <w:tcPr>
-            <w:tcW w:w="995" w:type="pct"/>
-            <w:tcBorders>
-              <w:top w:val="single" w:sz="4" w:space="0" w:color="auto"/>
-              <w:left w:val="single" w:sz="4" w:space="0" w:color="auto"/>
-              <w:bottom w:val="single" w:sz="4" w:space="0" w:color="auto"/>
-              <w:right w:val="single" w:sz="4" w:space="0" w:color="auto"/>
-            </w:tcBorders>
-          </w:tcPr>
-          <w:p>
-            <w:pPr>
-              <w:spacing w:after="0" w:line="240" w:lineRule="auto"/>
-              <w:jc w:val="right"/>
-              <w:rPr>
-                <w:rFonts w:ascii="Arial" w:eastAsia="Times New Roman" w:hAnsi="Arial" w:cs="Times New Roman"/>
-                <w:sz w:val="20"/>
-                <w:szCs w:val="20"/>
+                <w:sz w:val="24"/>
+                <w:szCs w:val="24"/>
                 <w:lang w:eastAsia="ru-RU"/>
               </w:rPr>
             </w:pPr>
@@ -1085,7 +1124,7 @@
         </w:trPr>
         <w:tc>
           <w:tcPr>
-            <w:tcW w:w="1091" w:type="pct"/>
+            <w:tcW w:w="1151" w:type="pct"/>
             <w:tcBorders>
               <w:top w:val="single" w:sz="4" w:space="0" w:color="auto"/>
               <w:left w:val="single" w:sz="4" w:space="0" w:color="auto"/>
@@ -1093,7 +1132,95 @@
               <w:right w:val="single" w:sz="4" w:space="0" w:color="auto"/>
             </w:tcBorders>
             <w:noWrap/>
-            <w:vAlign w:val="bottom"/>
+            <w:vAlign w:val="center"/>
+          </w:tcPr>
+          <w:p>
+            <w:pPr>
+              <w:spacing w:after="0" w:line="240" w:lineRule="auto"/>
+              <w:jc w:val="center"/>
+              <w:rPr>
+                <w:rFonts w:ascii="Arial" w:eastAsia="Times New Roman" w:hAnsi="Arial" w:cs="Times New Roman"/>
+                <w:sz w:val="24"/>
+                <w:szCs w:val="24"/>
+                <w:lang w:eastAsia="ru-RU"/>
+              </w:rPr>
+            </w:pPr>
+            <w:r>
+              <w:rPr>
+                <w:rFonts w:ascii="Arial" w:eastAsia="Times New Roman" w:hAnsi="Arial" w:cs="Times New Roman"/>
+                <w:sz w:val="24"/>
+                <w:szCs w:val="24"/>
+                <w:lang w:eastAsia="ru-RU"/>
+              </w:rPr>
+              <w:t>28.05</w:t>
+            </w:r>
+          </w:p>
+        </w:tc>
+        <w:tc>
+          <w:tcPr>
+            <w:tcW w:w="2143" w:type="pct"/>
+            <w:tcBorders>
+              <w:top w:val="single" w:sz="4" w:space="0" w:color="auto"/>
+              <w:left w:val="nil"/>
+              <w:bottom w:val="single" w:sz="4" w:space="0" w:color="auto"/>
+              <w:right w:val="single" w:sz="4" w:space="0" w:color="auto"/>
+            </w:tcBorders>
+          </w:tcPr>
+          <w:p>
+            <w:pPr>
+              <w:spacing w:after="0" w:line="240" w:lineRule="auto"/>
+              <w:rPr>
+                <w:rFonts w:ascii="Times New Roman" w:eastAsia="Times New Roman" w:hAnsi="Times New Roman" w:cs="Times New Roman"/>
+                <w:sz w:val="24"/>
+                <w:szCs w:val="24"/>
+                <w:lang w:eastAsia="ru-RU"/>
+              </w:rPr>
+            </w:pPr>
+            <w:r>
+              <w:rPr>
+                <w:rFonts w:ascii="Times New Roman" w:hAnsi="Times New Roman" w:cs="Times New Roman"/>
+                <w:sz w:val="24"/>
+                <w:szCs w:val="24"/>
+              </w:rPr>
+              <w:t>Обосновать вариант конфигурации</w:t>
+            </w:r>
+          </w:p>
+        </w:tc>
+        <w:tc>
+          <w:tcPr>
+            <w:tcW w:w="775" w:type="pct"/>
+            <w:tcBorders>
+              <w:top w:val="single" w:sz="4" w:space="0" w:color="auto"/>
+              <w:left w:val="nil"/>
+              <w:bottom w:val="single" w:sz="4" w:space="0" w:color="auto"/>
+              <w:right w:val="single" w:sz="4" w:space="0" w:color="auto"/>
+            </w:tcBorders>
+          </w:tcPr>
+          <w:p>
+            <w:pPr>
+              <w:spacing w:after="0" w:line="240" w:lineRule="auto"/>
+              <w:jc w:val="center"/>
+              <w:rPr>
+                <w:rFonts w:ascii="Arial" w:eastAsia="Times New Roman" w:hAnsi="Arial" w:cs="Times New Roman"/>
+                <w:sz w:val="24"/>
+                <w:szCs w:val="24"/>
+                <w:lang w:eastAsia="ru-RU"/>
+              </w:rPr>
+            </w:pPr>
+            <w:r>
+              <w:t>8</w:t>
+            </w:r>
+          </w:p>
+        </w:tc>
+        <w:tc>
+          <w:tcPr>
+            <w:tcW w:w="931" w:type="pct"/>
+            <w:tcBorders>
+              <w:top w:val="single" w:sz="4" w:space="0" w:color="auto"/>
+              <w:left w:val="single" w:sz="4" w:space="0" w:color="auto"/>
+              <w:bottom w:val="single" w:sz="4" w:space="0" w:color="auto"/>
+              <w:right w:val="single" w:sz="4" w:space="0" w:color="auto"/>
+            </w:tcBorders>
           </w:tcPr>
           <w:p>
             <w:pPr>
@@ -1101,78 +1228,8 @@
               <w:jc w:val="right"/>
               <w:rPr>
                 <w:rFonts w:ascii="Arial" w:eastAsia="Times New Roman" w:hAnsi="Arial" w:cs="Times New Roman"/>
-                <w:sz w:val="20"/>
-                <w:szCs w:val="20"/>
-                <w:lang w:eastAsia="ru-RU"/>
-              </w:rPr>
-            </w:pPr>
-          </w:p>
-        </w:tc>
-        <w:tc>
-          <w:tcPr>
-            <w:tcW w:w="2207" w:type="pct"/>
-            <w:tcBorders>
-              <w:top w:val="single" w:sz="4" w:space="0" w:color="auto"/>
-              <w:left w:val="nil"/>
-              <w:bottom w:val="single" w:sz="4" w:space="0" w:color="auto"/>
-              <w:right w:val="single" w:sz="4" w:space="0" w:color="auto"/>
-            </w:tcBorders>
-            <w:vAlign w:val="bottom"/>
-          </w:tcPr>
-          <w:p>
-            <w:pPr>
-              <w:spacing w:after="0" w:line="240" w:lineRule="auto"/>
-              <w:rPr>
-                <w:rFonts w:ascii="Times New Roman" w:eastAsia="Times New Roman" w:hAnsi="Times New Roman" w:cs="Times New Roman"/>
-                <w:sz w:val="24"/>
-                <w:szCs w:val="24"/>
-                <w:lang w:eastAsia="ru-RU"/>
-              </w:rPr>
-            </w:pPr>
-          </w:p>
-        </w:tc>
-        <w:tc>
-          <w:tcPr>
-            <w:tcW w:w="706" w:type="pct"/>
-            <w:tcBorders>
-              <w:top w:val="single" w:sz="4" w:space="0" w:color="auto"/>
-              <w:left w:val="nil"/>
-              <w:bottom w:val="single" w:sz="4" w:space="0" w:color="auto"/>
-              <w:right w:val="single" w:sz="4" w:space="0" w:color="auto"/>
-            </w:tcBorders>
-            <w:vAlign w:val="bottom"/>
-          </w:tcPr>
-          <w:p>
-            <w:pPr>
-              <w:spacing w:after="0" w:line="240" w:lineRule="auto"/>
-              <w:jc w:val="right"/>
-              <w:rPr>
-                <w:rFonts w:ascii="Arial" w:eastAsia="Times New Roman" w:hAnsi="Arial" w:cs="Times New Roman"/>
-                <w:sz w:val="20"/>
-                <w:szCs w:val="20"/>
-                <w:lang w:eastAsia="ru-RU"/>
-              </w:rPr>
-            </w:pPr>
-          </w:p>
-        </w:tc>
-        <w:tc>
-          <w:tcPr>
-            <w:tcW w:w="995" w:type="pct"/>
-            <w:tcBorders>
-              <w:top w:val="single" w:sz="4" w:space="0" w:color="auto"/>
-              <w:left w:val="single" w:sz="4" w:space="0" w:color="auto"/>
-              <w:bottom w:val="single" w:sz="4" w:space="0" w:color="auto"/>
-              <w:right w:val="single" w:sz="4" w:space="0" w:color="auto"/>
-            </w:tcBorders>
-          </w:tcPr>
-          <w:p>
-            <w:pPr>
-              <w:spacing w:after="0" w:line="240" w:lineRule="auto"/>
-              <w:jc w:val="right"/>
-              <w:rPr>
-                <w:rFonts w:ascii="Arial" w:eastAsia="Times New Roman" w:hAnsi="Arial" w:cs="Times New Roman"/>
-                <w:sz w:val="20"/>
-                <w:szCs w:val="20"/>
+                <w:sz w:val="24"/>
+                <w:szCs w:val="24"/>
                 <w:lang w:eastAsia="ru-RU"/>
               </w:rPr>
             </w:pPr>
@@ -1185,7 +1242,7 @@
         </w:trPr>
         <w:tc>
           <w:tcPr>
-            <w:tcW w:w="1091" w:type="pct"/>
+            <w:tcW w:w="1151" w:type="pct"/>
             <w:tcBorders>
               <w:top w:val="single" w:sz="4" w:space="0" w:color="auto"/>
               <w:left w:val="single" w:sz="4" w:space="0" w:color="auto"/>
@@ -1193,7 +1250,95 @@
               <w:right w:val="single" w:sz="4" w:space="0" w:color="auto"/>
             </w:tcBorders>
             <w:noWrap/>
-            <w:vAlign w:val="bottom"/>
+            <w:vAlign w:val="center"/>
+          </w:tcPr>
+          <w:p>
+            <w:pPr>
+              <w:spacing w:after="0" w:line="240" w:lineRule="auto"/>
+              <w:jc w:val="center"/>
+              <w:rPr>
+                <w:rFonts w:ascii="Arial" w:eastAsia="Times New Roman" w:hAnsi="Arial" w:cs="Times New Roman"/>
+                <w:sz w:val="24"/>
+                <w:szCs w:val="24"/>
+                <w:lang w:eastAsia="ru-RU"/>
+              </w:rPr>
+            </w:pPr>
+            <w:r>
+              <w:rPr>
+                <w:rFonts w:ascii="Arial" w:eastAsia="Times New Roman" w:hAnsi="Arial" w:cs="Times New Roman"/>
+                <w:sz w:val="24"/>
+                <w:szCs w:val="24"/>
+                <w:lang w:eastAsia="ru-RU"/>
+              </w:rPr>
+              <w:t>29.05</w:t>
+            </w:r>
+          </w:p>
+        </w:tc>
+        <w:tc>
+          <w:tcPr>
+            <w:tcW w:w="2143" w:type="pct"/>
+            <w:tcBorders>
+              <w:top w:val="single" w:sz="4" w:space="0" w:color="auto"/>
+              <w:left w:val="nil"/>
+              <w:bottom w:val="single" w:sz="4" w:space="0" w:color="auto"/>
+              <w:right w:val="single" w:sz="4" w:space="0" w:color="auto"/>
+            </w:tcBorders>
+          </w:tcPr>
+          <w:p>
+            <w:pPr>
+              <w:spacing w:after="0" w:line="240" w:lineRule="auto"/>
+              <w:rPr>
+                <w:rFonts w:ascii="Times New Roman" w:eastAsia="Times New Roman" w:hAnsi="Times New Roman" w:cs="Times New Roman"/>
+                <w:sz w:val="24"/>
+                <w:szCs w:val="24"/>
+                <w:lang w:eastAsia="ru-RU"/>
+              </w:rPr>
+            </w:pPr>
+            <w:r>
+              <w:rPr>
+                <w:rFonts w:ascii="Times New Roman" w:hAnsi="Times New Roman" w:cs="Times New Roman"/>
+                <w:sz w:val="24"/>
+                <w:szCs w:val="24"/>
+              </w:rPr>
+              <w:t>Обеспечить доступ различным категориям пользователей</w:t>
+            </w:r>
+          </w:p>
+        </w:tc>
+        <w:tc>
+          <w:tcPr>
+            <w:tcW w:w="775" w:type="pct"/>
+            <w:tcBorders>
+              <w:top w:val="single" w:sz="4" w:space="0" w:color="auto"/>
+              <w:left w:val="nil"/>
+              <w:bottom w:val="single" w:sz="4" w:space="0" w:color="auto"/>
+              <w:right w:val="single" w:sz="4" w:space="0" w:color="auto"/>
+            </w:tcBorders>
+          </w:tcPr>
+          <w:p>
+            <w:pPr>
+              <w:spacing w:after="0" w:line="240" w:lineRule="auto"/>
+              <w:jc w:val="center"/>
+              <w:rPr>
+                <w:rFonts w:ascii="Arial" w:eastAsia="Times New Roman" w:hAnsi="Arial" w:cs="Times New Roman"/>
+                <w:sz w:val="24"/>
+                <w:szCs w:val="24"/>
+                <w:lang w:eastAsia="ru-RU"/>
+              </w:rPr>
+            </w:pPr>
+            <w:r>
+              <w:t>8</w:t>
+            </w:r>
+          </w:p>
+        </w:tc>
+        <w:tc>
+          <w:tcPr>
+            <w:tcW w:w="931" w:type="pct"/>
+            <w:tcBorders>
+              <w:top w:val="single" w:sz="4" w:space="0" w:color="auto"/>
+              <w:left w:val="single" w:sz="4" w:space="0" w:color="auto"/>
+              <w:bottom w:val="single" w:sz="4" w:space="0" w:color="auto"/>
+              <w:right w:val="single" w:sz="4" w:space="0" w:color="auto"/>
+            </w:tcBorders>
           </w:tcPr>
           <w:p>
             <w:pPr>
@@ -1201,78 +1346,8 @@
               <w:jc w:val="right"/>
               <w:rPr>
                 <w:rFonts w:ascii="Arial" w:eastAsia="Times New Roman" w:hAnsi="Arial" w:cs="Times New Roman"/>
-                <w:sz w:val="20"/>
-                <w:szCs w:val="20"/>
-                <w:lang w:eastAsia="ru-RU"/>
-              </w:rPr>
-            </w:pPr>
-          </w:p>
-        </w:tc>
-        <w:tc>
-          <w:tcPr>
-            <w:tcW w:w="2207" w:type="pct"/>
-            <w:tcBorders>
-              <w:top w:val="single" w:sz="4" w:space="0" w:color="auto"/>
-              <w:left w:val="nil"/>
-              <w:bottom w:val="single" w:sz="4" w:space="0" w:color="auto"/>
-              <w:right w:val="single" w:sz="4" w:space="0" w:color="auto"/>
-            </w:tcBorders>
-            <w:vAlign w:val="bottom"/>
-          </w:tcPr>
-          <w:p>
-            <w:pPr>
-              <w:spacing w:after="0" w:line="240" w:lineRule="auto"/>
-              <w:rPr>
-                <w:rFonts w:ascii="Times New Roman" w:eastAsia="Times New Roman" w:hAnsi="Times New Roman" w:cs="Times New Roman"/>
-                <w:sz w:val="24"/>
-                <w:szCs w:val="24"/>
-                <w:lang w:eastAsia="ru-RU"/>
-              </w:rPr>
-            </w:pPr>
-          </w:p>
-        </w:tc>
-        <w:tc>
-          <w:tcPr>
-            <w:tcW w:w="706" w:type="pct"/>
-            <w:tcBorders>
-              <w:top w:val="single" w:sz="4" w:space="0" w:color="auto"/>
-              <w:left w:val="nil"/>
-              <w:bottom w:val="single" w:sz="4" w:space="0" w:color="auto"/>
-              <w:right w:val="single" w:sz="4" w:space="0" w:color="auto"/>
-            </w:tcBorders>
-            <w:vAlign w:val="bottom"/>
-          </w:tcPr>
-          <w:p>
-            <w:pPr>
-              <w:spacing w:after="0" w:line="240" w:lineRule="auto"/>
-              <w:jc w:val="right"/>
-              <w:rPr>
-                <w:rFonts w:ascii="Arial" w:eastAsia="Times New Roman" w:hAnsi="Arial" w:cs="Times New Roman"/>
-                <w:sz w:val="20"/>
-                <w:szCs w:val="20"/>
-                <w:lang w:eastAsia="ru-RU"/>
-              </w:rPr>
-            </w:pPr>
-          </w:p>
-        </w:tc>
-        <w:tc>
-          <w:tcPr>
-            <w:tcW w:w="995" w:type="pct"/>
-            <w:tcBorders>
-              <w:top w:val="single" w:sz="4" w:space="0" w:color="auto"/>
-              <w:left w:val="single" w:sz="4" w:space="0" w:color="auto"/>
-              <w:bottom w:val="single" w:sz="4" w:space="0" w:color="auto"/>
-              <w:right w:val="single" w:sz="4" w:space="0" w:color="auto"/>
-            </w:tcBorders>
-          </w:tcPr>
-          <w:p>
-            <w:pPr>
-              <w:spacing w:after="0" w:line="240" w:lineRule="auto"/>
-              <w:jc w:val="right"/>
-              <w:rPr>
-                <w:rFonts w:ascii="Arial" w:eastAsia="Times New Roman" w:hAnsi="Arial" w:cs="Times New Roman"/>
-                <w:sz w:val="20"/>
-                <w:szCs w:val="20"/>
+                <w:sz w:val="24"/>
+                <w:szCs w:val="24"/>
                 <w:lang w:eastAsia="ru-RU"/>
               </w:rPr>
             </w:pPr>
@@ -1285,7 +1360,7 @@
         </w:trPr>
         <w:tc>
           <w:tcPr>
-            <w:tcW w:w="1091" w:type="pct"/>
+            <w:tcW w:w="1151" w:type="pct"/>
             <w:tcBorders>
               <w:top w:val="single" w:sz="4" w:space="0" w:color="auto"/>
               <w:left w:val="single" w:sz="4" w:space="0" w:color="auto"/>
@@ -1293,7 +1368,95 @@
               <w:right w:val="single" w:sz="4" w:space="0" w:color="auto"/>
             </w:tcBorders>
             <w:noWrap/>
-            <w:vAlign w:val="bottom"/>
+            <w:vAlign w:val="center"/>
+          </w:tcPr>
+          <w:p>
+            <w:pPr>
+              <w:spacing w:after="0" w:line="240" w:lineRule="auto"/>
+              <w:jc w:val="center"/>
+              <w:rPr>
+                <w:rFonts w:ascii="Arial" w:eastAsia="Times New Roman" w:hAnsi="Arial" w:cs="Times New Roman"/>
+                <w:sz w:val="24"/>
+                <w:szCs w:val="24"/>
+                <w:lang w:eastAsia="ru-RU"/>
+              </w:rPr>
+            </w:pPr>
+            <w:r>
+              <w:rPr>
+                <w:rFonts w:ascii="Arial" w:eastAsia="Times New Roman" w:hAnsi="Arial" w:cs="Times New Roman"/>
+                <w:sz w:val="24"/>
+                <w:szCs w:val="24"/>
+                <w:lang w:eastAsia="ru-RU"/>
+              </w:rPr>
+              <w:t>30.05-01.06</w:t>
+            </w:r>
+          </w:p>
+        </w:tc>
+        <w:tc>
+          <w:tcPr>
+            <w:tcW w:w="2143" w:type="pct"/>
+            <w:tcBorders>
+              <w:top w:val="single" w:sz="4" w:space="0" w:color="auto"/>
+              <w:left w:val="nil"/>
+              <w:bottom w:val="single" w:sz="4" w:space="0" w:color="auto"/>
+              <w:right w:val="single" w:sz="4" w:space="0" w:color="auto"/>
+            </w:tcBorders>
+          </w:tcPr>
+          <w:p>
+            <w:pPr>
+              <w:spacing w:after="0" w:line="240" w:lineRule="auto"/>
+              <w:rPr>
+                <w:rFonts w:ascii="Times New Roman" w:eastAsia="Times New Roman" w:hAnsi="Times New Roman" w:cs="Times New Roman"/>
+                <w:sz w:val="24"/>
+                <w:szCs w:val="24"/>
+                <w:lang w:eastAsia="ru-RU"/>
+              </w:rPr>
+            </w:pPr>
+            <w:r>
+              <w:rPr>
+                <w:rFonts w:ascii="Times New Roman" w:hAnsi="Times New Roman" w:cs="Times New Roman"/>
+                <w:sz w:val="24"/>
+                <w:szCs w:val="24"/>
+              </w:rPr>
+              <w:t>Обеспечить совместимость компонент с ранее установленными программными продуктами</w:t>
+            </w:r>
+          </w:p>
+        </w:tc>
+        <w:tc>
+          <w:tcPr>
+            <w:tcW w:w="775" w:type="pct"/>
+            <w:tcBorders>
+              <w:top w:val="single" w:sz="4" w:space="0" w:color="auto"/>
+              <w:left w:val="nil"/>
+              <w:bottom w:val="single" w:sz="4" w:space="0" w:color="auto"/>
+              <w:right w:val="single" w:sz="4" w:space="0" w:color="auto"/>
+            </w:tcBorders>
+          </w:tcPr>
+          <w:p>
+            <w:pPr>
+              <w:spacing w:after="0" w:line="240" w:lineRule="auto"/>
+              <w:jc w:val="center"/>
+              <w:rPr>
+                <w:rFonts w:ascii="Arial" w:eastAsia="Times New Roman" w:hAnsi="Arial" w:cs="Times New Roman"/>
+                <w:sz w:val="24"/>
+                <w:szCs w:val="24"/>
+                <w:lang w:eastAsia="ru-RU"/>
+              </w:rPr>
+            </w:pPr>
+            <w:r>
+              <w:t>8</w:t>
+            </w:r>
+          </w:p>
+        </w:tc>
+        <w:tc>
+          <w:tcPr>
+            <w:tcW w:w="931" w:type="pct"/>
+            <w:tcBorders>
+              <w:top w:val="single" w:sz="4" w:space="0" w:color="auto"/>
+              <w:left w:val="single" w:sz="4" w:space="0" w:color="auto"/>
+              <w:bottom w:val="single" w:sz="4" w:space="0" w:color="auto"/>
+              <w:right w:val="single" w:sz="4" w:space="0" w:color="auto"/>
+            </w:tcBorders>
           </w:tcPr>
           <w:p>
             <w:pPr>
@@ -1301,78 +1464,8 @@
               <w:jc w:val="right"/>
               <w:rPr>
                 <w:rFonts w:ascii="Arial" w:eastAsia="Times New Roman" w:hAnsi="Arial" w:cs="Times New Roman"/>
-                <w:sz w:val="20"/>
-                <w:szCs w:val="20"/>
-                <w:lang w:eastAsia="ru-RU"/>
-              </w:rPr>
-            </w:pPr>
-          </w:p>
-        </w:tc>
-        <w:tc>
-          <w:tcPr>
-            <w:tcW w:w="2207" w:type="pct"/>
-            <w:tcBorders>
-              <w:top w:val="single" w:sz="4" w:space="0" w:color="auto"/>
-              <w:left w:val="nil"/>
-              <w:bottom w:val="single" w:sz="4" w:space="0" w:color="auto"/>
-              <w:right w:val="single" w:sz="4" w:space="0" w:color="auto"/>
-            </w:tcBorders>
-            <w:vAlign w:val="bottom"/>
-          </w:tcPr>
-          <w:p>
-            <w:pPr>
-              <w:spacing w:after="0" w:line="240" w:lineRule="auto"/>
-              <w:rPr>
-                <w:rFonts w:ascii="Times New Roman" w:eastAsia="Times New Roman" w:hAnsi="Times New Roman" w:cs="Times New Roman"/>
-                <w:sz w:val="24"/>
-                <w:szCs w:val="24"/>
-                <w:lang w:eastAsia="ru-RU"/>
-              </w:rPr>
-            </w:pPr>
-          </w:p>
-        </w:tc>
-        <w:tc>
-          <w:tcPr>
-            <w:tcW w:w="706" w:type="pct"/>
-            <w:tcBorders>
-              <w:top w:val="single" w:sz="4" w:space="0" w:color="auto"/>
-              <w:left w:val="nil"/>
-              <w:bottom w:val="single" w:sz="4" w:space="0" w:color="auto"/>
-              <w:right w:val="single" w:sz="4" w:space="0" w:color="auto"/>
-            </w:tcBorders>
-            <w:vAlign w:val="bottom"/>
-          </w:tcPr>
-          <w:p>
-            <w:pPr>
-              <w:spacing w:after="0" w:line="240" w:lineRule="auto"/>
-              <w:jc w:val="right"/>
-              <w:rPr>
-                <w:rFonts w:ascii="Arial" w:eastAsia="Times New Roman" w:hAnsi="Arial" w:cs="Times New Roman"/>
-                <w:sz w:val="20"/>
-                <w:szCs w:val="20"/>
-                <w:lang w:eastAsia="ru-RU"/>
-              </w:rPr>
-            </w:pPr>
-          </w:p>
-        </w:tc>
-        <w:tc>
-          <w:tcPr>
-            <w:tcW w:w="995" w:type="pct"/>
-            <w:tcBorders>
-              <w:top w:val="single" w:sz="4" w:space="0" w:color="auto"/>
-              <w:left w:val="single" w:sz="4" w:space="0" w:color="auto"/>
-              <w:bottom w:val="single" w:sz="4" w:space="0" w:color="auto"/>
-              <w:right w:val="single" w:sz="4" w:space="0" w:color="auto"/>
-            </w:tcBorders>
-          </w:tcPr>
-          <w:p>
-            <w:pPr>
-              <w:spacing w:after="0" w:line="240" w:lineRule="auto"/>
-              <w:jc w:val="right"/>
-              <w:rPr>
-                <w:rFonts w:ascii="Arial" w:eastAsia="Times New Roman" w:hAnsi="Arial" w:cs="Times New Roman"/>
-                <w:sz w:val="20"/>
-                <w:szCs w:val="20"/>
+                <w:sz w:val="24"/>
+                <w:szCs w:val="24"/>
                 <w:lang w:eastAsia="ru-RU"/>
               </w:rPr>
             </w:pPr>
@@ -1385,7 +1478,7 @@
         </w:trPr>
         <w:tc>
           <w:tcPr>
-            <w:tcW w:w="1091" w:type="pct"/>
+            <w:tcW w:w="1151" w:type="pct"/>
             <w:tcBorders>
               <w:top w:val="single" w:sz="4" w:space="0" w:color="auto"/>
               <w:left w:val="single" w:sz="4" w:space="0" w:color="auto"/>
@@ -1393,7 +1486,95 @@
               <w:right w:val="single" w:sz="4" w:space="0" w:color="auto"/>
             </w:tcBorders>
             <w:noWrap/>
-            <w:vAlign w:val="bottom"/>
+            <w:vAlign w:val="center"/>
+          </w:tcPr>
+          <w:p>
+            <w:pPr>
+              <w:spacing w:after="0" w:line="240" w:lineRule="auto"/>
+              <w:jc w:val="center"/>
+              <w:rPr>
+                <w:rFonts w:ascii="Arial" w:eastAsia="Times New Roman" w:hAnsi="Arial" w:cs="Times New Roman"/>
+                <w:sz w:val="24"/>
+                <w:szCs w:val="24"/>
+                <w:lang w:eastAsia="ru-RU"/>
+              </w:rPr>
+            </w:pPr>
+            <w:r>
+              <w:rPr>
+                <w:rFonts w:ascii="Arial" w:eastAsia="Times New Roman" w:hAnsi="Arial" w:cs="Times New Roman"/>
+                <w:sz w:val="24"/>
+                <w:szCs w:val="24"/>
+                <w:lang w:eastAsia="ru-RU"/>
+              </w:rPr>
+              <w:t>01.06</w:t>
+            </w:r>
+          </w:p>
+        </w:tc>
+        <w:tc>
+          <w:tcPr>
+            <w:tcW w:w="2143" w:type="pct"/>
+            <w:tcBorders>
+              <w:top w:val="single" w:sz="4" w:space="0" w:color="auto"/>
+              <w:left w:val="nil"/>
+              <w:bottom w:val="single" w:sz="4" w:space="0" w:color="auto"/>
+              <w:right w:val="single" w:sz="4" w:space="0" w:color="auto"/>
+            </w:tcBorders>
+          </w:tcPr>
+          <w:p>
+            <w:pPr>
+              <w:spacing w:after="0" w:line="240" w:lineRule="auto"/>
+              <w:rPr>
+                <w:rFonts w:ascii="Times New Roman" w:eastAsia="Times New Roman" w:hAnsi="Times New Roman" w:cs="Times New Roman"/>
+                <w:sz w:val="24"/>
+                <w:szCs w:val="24"/>
+                <w:lang w:eastAsia="ru-RU"/>
+              </w:rPr>
+            </w:pPr>
+            <w:r>
+              <w:rPr>
+                <w:rFonts w:ascii="Times New Roman" w:hAnsi="Times New Roman" w:cs="Times New Roman"/>
+                <w:sz w:val="24"/>
+                <w:szCs w:val="24"/>
+              </w:rPr>
+              <w:t>Проконтролировать качество функционирования программного обеспечения  с помощью встроенных средств</w:t>
+            </w:r>
+          </w:p>
+        </w:tc>
+        <w:tc>
+          <w:tcPr>
+            <w:tcW w:w="775" w:type="pct"/>
+            <w:tcBorders>
+              <w:top w:val="single" w:sz="4" w:space="0" w:color="auto"/>
+              <w:left w:val="nil"/>
+              <w:bottom w:val="single" w:sz="4" w:space="0" w:color="auto"/>
+              <w:right w:val="single" w:sz="4" w:space="0" w:color="auto"/>
+            </w:tcBorders>
+          </w:tcPr>
+          <w:p>
+            <w:pPr>
+              <w:spacing w:after="0" w:line="240" w:lineRule="auto"/>
+              <w:jc w:val="center"/>
+              <w:rPr>
+                <w:rFonts w:ascii="Arial" w:eastAsia="Times New Roman" w:hAnsi="Arial" w:cs="Times New Roman"/>
+                <w:sz w:val="24"/>
+                <w:szCs w:val="24"/>
+                <w:lang w:eastAsia="ru-RU"/>
+              </w:rPr>
+            </w:pPr>
+            <w:r>
+              <w:t>8</w:t>
+            </w:r>
+          </w:p>
+        </w:tc>
+        <w:tc>
+          <w:tcPr>
+            <w:tcW w:w="931" w:type="pct"/>
+            <w:tcBorders>
+              <w:top w:val="single" w:sz="4" w:space="0" w:color="auto"/>
+              <w:left w:val="single" w:sz="4" w:space="0" w:color="auto"/>
+              <w:bottom w:val="single" w:sz="4" w:space="0" w:color="auto"/>
+              <w:right w:val="single" w:sz="4" w:space="0" w:color="auto"/>
+            </w:tcBorders>
           </w:tcPr>
           <w:p>
             <w:pPr>
@@ -1401,78 +1582,8 @@
               <w:jc w:val="right"/>
               <w:rPr>
                 <w:rFonts w:ascii="Arial" w:eastAsia="Times New Roman" w:hAnsi="Arial" w:cs="Times New Roman"/>
-                <w:sz w:val="20"/>
-                <w:szCs w:val="20"/>
-                <w:lang w:eastAsia="ru-RU"/>
-              </w:rPr>
-            </w:pPr>
-          </w:p>
-        </w:tc>
-        <w:tc>
-          <w:tcPr>
-            <w:tcW w:w="2207" w:type="pct"/>
-            <w:tcBorders>
-              <w:top w:val="single" w:sz="4" w:space="0" w:color="auto"/>
-              <w:left w:val="nil"/>
-              <w:bottom w:val="single" w:sz="4" w:space="0" w:color="auto"/>
-              <w:right w:val="single" w:sz="4" w:space="0" w:color="auto"/>
-            </w:tcBorders>
-            <w:vAlign w:val="bottom"/>
-          </w:tcPr>
-          <w:p>
-            <w:pPr>
-              <w:spacing w:after="0" w:line="240" w:lineRule="auto"/>
-              <w:rPr>
-                <w:rFonts w:ascii="Times New Roman" w:eastAsia="Times New Roman" w:hAnsi="Times New Roman" w:cs="Times New Roman"/>
-                <w:sz w:val="24"/>
-                <w:szCs w:val="24"/>
-                <w:lang w:eastAsia="ru-RU"/>
-              </w:rPr>
-            </w:pPr>
-          </w:p>
-        </w:tc>
-        <w:tc>
-          <w:tcPr>
-            <w:tcW w:w="706" w:type="pct"/>
-            <w:tcBorders>
-              <w:top w:val="single" w:sz="4" w:space="0" w:color="auto"/>
-              <w:left w:val="nil"/>
-              <w:bottom w:val="single" w:sz="4" w:space="0" w:color="auto"/>
-              <w:right w:val="single" w:sz="4" w:space="0" w:color="auto"/>
-            </w:tcBorders>
-            <w:vAlign w:val="bottom"/>
-          </w:tcPr>
-          <w:p>
-            <w:pPr>
-              <w:spacing w:after="0" w:line="240" w:lineRule="auto"/>
-              <w:jc w:val="right"/>
-              <w:rPr>
-                <w:rFonts w:ascii="Arial" w:eastAsia="Times New Roman" w:hAnsi="Arial" w:cs="Times New Roman"/>
-                <w:sz w:val="20"/>
-                <w:szCs w:val="20"/>
-                <w:lang w:eastAsia="ru-RU"/>
-              </w:rPr>
-            </w:pPr>
-          </w:p>
-        </w:tc>
-        <w:tc>
-          <w:tcPr>
-            <w:tcW w:w="995" w:type="pct"/>
-            <w:tcBorders>
-              <w:top w:val="single" w:sz="4" w:space="0" w:color="auto"/>
-              <w:left w:val="single" w:sz="4" w:space="0" w:color="auto"/>
-              <w:bottom w:val="single" w:sz="4" w:space="0" w:color="auto"/>
-              <w:right w:val="single" w:sz="4" w:space="0" w:color="auto"/>
-            </w:tcBorders>
-          </w:tcPr>
-          <w:p>
-            <w:pPr>
-              <w:spacing w:after="0" w:line="240" w:lineRule="auto"/>
-              <w:jc w:val="right"/>
-              <w:rPr>
-                <w:rFonts w:ascii="Arial" w:eastAsia="Times New Roman" w:hAnsi="Arial" w:cs="Times New Roman"/>
-                <w:sz w:val="20"/>
-                <w:szCs w:val="20"/>
+                <w:sz w:val="24"/>
+                <w:szCs w:val="24"/>
                 <w:lang w:eastAsia="ru-RU"/>
               </w:rPr>
             </w:pPr>
@@ -1485,7 +1596,7 @@
         </w:trPr>
         <w:tc>
           <w:tcPr>
-            <w:tcW w:w="1091" w:type="pct"/>
+            <w:tcW w:w="1151" w:type="pct"/>
             <w:tcBorders>
               <w:top w:val="single" w:sz="4" w:space="0" w:color="auto"/>
               <w:left w:val="single" w:sz="4" w:space="0" w:color="auto"/>
@@ -1493,7 +1604,95 @@
               <w:right w:val="single" w:sz="4" w:space="0" w:color="auto"/>
             </w:tcBorders>
             <w:noWrap/>
-            <w:vAlign w:val="bottom"/>
+            <w:vAlign w:val="center"/>
+          </w:tcPr>
+          <w:p>
+            <w:pPr>
+              <w:spacing w:after="0" w:line="240" w:lineRule="auto"/>
+              <w:jc w:val="center"/>
+              <w:rPr>
+                <w:rFonts w:ascii="Arial" w:eastAsia="Times New Roman" w:hAnsi="Arial" w:cs="Times New Roman"/>
+                <w:sz w:val="24"/>
+                <w:szCs w:val="24"/>
+                <w:lang w:eastAsia="ru-RU"/>
+              </w:rPr>
+            </w:pPr>
+            <w:r>
+              <w:rPr>
+                <w:rFonts w:ascii="Arial" w:eastAsia="Times New Roman" w:hAnsi="Arial" w:cs="Times New Roman"/>
+                <w:sz w:val="24"/>
+                <w:szCs w:val="24"/>
+                <w:lang w:eastAsia="ru-RU"/>
+              </w:rPr>
+              <w:t>02.06</w:t>
+            </w:r>
+          </w:p>
+        </w:tc>
+        <w:tc>
+          <w:tcPr>
+            <w:tcW w:w="2143" w:type="pct"/>
+            <w:tcBorders>
+              <w:top w:val="single" w:sz="4" w:space="0" w:color="auto"/>
+              <w:left w:val="nil"/>
+              <w:bottom w:val="single" w:sz="4" w:space="0" w:color="auto"/>
+              <w:right w:val="single" w:sz="4" w:space="0" w:color="auto"/>
+            </w:tcBorders>
+          </w:tcPr>
+          <w:p>
+            <w:pPr>
+              <w:spacing w:after="0" w:line="240" w:lineRule="auto"/>
+              <w:rPr>
+                <w:rFonts w:ascii="Times New Roman" w:eastAsia="Times New Roman" w:hAnsi="Times New Roman" w:cs="Times New Roman"/>
+                <w:sz w:val="24"/>
+                <w:szCs w:val="24"/>
+                <w:lang w:eastAsia="ru-RU"/>
+              </w:rPr>
+            </w:pPr>
+            <w:r>
+              <w:rPr>
+                <w:rFonts w:ascii="Times New Roman" w:hAnsi="Times New Roman" w:cs="Times New Roman"/>
+                <w:sz w:val="24"/>
+                <w:szCs w:val="24"/>
+              </w:rPr>
+              <w:t>Выполнить анализ условий эксплуатации программного обеспечения</w:t>
+            </w:r>
+          </w:p>
+        </w:tc>
+        <w:tc>
+          <w:tcPr>
+            <w:tcW w:w="775" w:type="pct"/>
+            <w:tcBorders>
+              <w:top w:val="single" w:sz="4" w:space="0" w:color="auto"/>
+              <w:left w:val="nil"/>
+              <w:bottom w:val="single" w:sz="4" w:space="0" w:color="auto"/>
+              <w:right w:val="single" w:sz="4" w:space="0" w:color="auto"/>
+            </w:tcBorders>
+          </w:tcPr>
+          <w:p>
+            <w:pPr>
+              <w:spacing w:after="0" w:line="240" w:lineRule="auto"/>
+              <w:jc w:val="center"/>
+              <w:rPr>
+                <w:rFonts w:ascii="Arial" w:eastAsia="Times New Roman" w:hAnsi="Arial" w:cs="Times New Roman"/>
+                <w:sz w:val="24"/>
+                <w:szCs w:val="24"/>
+                <w:lang w:eastAsia="ru-RU"/>
+              </w:rPr>
+            </w:pPr>
+            <w:r>
+              <w:t>6</w:t>
+            </w:r>
+          </w:p>
+        </w:tc>
+        <w:tc>
+          <w:tcPr>
+            <w:tcW w:w="931" w:type="pct"/>
+            <w:tcBorders>
+              <w:top w:val="single" w:sz="4" w:space="0" w:color="auto"/>
+              <w:left w:val="single" w:sz="4" w:space="0" w:color="auto"/>
+              <w:bottom w:val="single" w:sz="4" w:space="0" w:color="auto"/>
+              <w:right w:val="single" w:sz="4" w:space="0" w:color="auto"/>
+            </w:tcBorders>
           </w:tcPr>
           <w:p>
             <w:pPr>
@@ -1501,78 +1700,8 @@
               <w:jc w:val="right"/>
               <w:rPr>
                 <w:rFonts w:ascii="Arial" w:eastAsia="Times New Roman" w:hAnsi="Arial" w:cs="Times New Roman"/>
-                <w:sz w:val="20"/>
-                <w:szCs w:val="20"/>
-                <w:lang w:eastAsia="ru-RU"/>
-              </w:rPr>
-            </w:pPr>
-          </w:p>
-        </w:tc>
-        <w:tc>
-          <w:tcPr>
-            <w:tcW w:w="2207" w:type="pct"/>
-            <w:tcBorders>
-              <w:top w:val="single" w:sz="4" w:space="0" w:color="auto"/>
-              <w:left w:val="nil"/>
-              <w:bottom w:val="single" w:sz="4" w:space="0" w:color="auto"/>
-              <w:right w:val="single" w:sz="4" w:space="0" w:color="auto"/>
-            </w:tcBorders>
-            <w:vAlign w:val="bottom"/>
-          </w:tcPr>
-          <w:p>
-            <w:pPr>
-              <w:spacing w:after="0" w:line="240" w:lineRule="auto"/>
-              <w:rPr>
-                <w:rFonts w:ascii="Times New Roman" w:eastAsia="Times New Roman" w:hAnsi="Times New Roman" w:cs="Times New Roman"/>
-                <w:sz w:val="24"/>
-                <w:szCs w:val="24"/>
-                <w:lang w:eastAsia="ru-RU"/>
-              </w:rPr>
-            </w:pPr>
-          </w:p>
-        </w:tc>
-        <w:tc>
-          <w:tcPr>
-            <w:tcW w:w="706" w:type="pct"/>
-            <w:tcBorders>
-              <w:top w:val="single" w:sz="4" w:space="0" w:color="auto"/>
-              <w:left w:val="nil"/>
-              <w:bottom w:val="single" w:sz="4" w:space="0" w:color="auto"/>
-              <w:right w:val="single" w:sz="4" w:space="0" w:color="auto"/>
-            </w:tcBorders>
-            <w:vAlign w:val="bottom"/>
-          </w:tcPr>
-          <w:p>
-            <w:pPr>
-              <w:spacing w:after="0" w:line="240" w:lineRule="auto"/>
-              <w:jc w:val="right"/>
-              <w:rPr>
-                <w:rFonts w:ascii="Arial" w:eastAsia="Times New Roman" w:hAnsi="Arial" w:cs="Times New Roman"/>
-                <w:sz w:val="20"/>
-                <w:szCs w:val="20"/>
-                <w:lang w:eastAsia="ru-RU"/>
-              </w:rPr>
-            </w:pPr>
-          </w:p>
-        </w:tc>
-        <w:tc>
-          <w:tcPr>
-            <w:tcW w:w="995" w:type="pct"/>
-            <w:tcBorders>
-              <w:top w:val="single" w:sz="4" w:space="0" w:color="auto"/>
-              <w:left w:val="single" w:sz="4" w:space="0" w:color="auto"/>
-              <w:bottom w:val="single" w:sz="4" w:space="0" w:color="auto"/>
-              <w:right w:val="single" w:sz="4" w:space="0" w:color="auto"/>
-            </w:tcBorders>
-          </w:tcPr>
-          <w:p>
-            <w:pPr>
-              <w:spacing w:after="0" w:line="240" w:lineRule="auto"/>
-              <w:jc w:val="right"/>
-              <w:rPr>
-                <w:rFonts w:ascii="Arial" w:eastAsia="Times New Roman" w:hAnsi="Arial" w:cs="Times New Roman"/>
-                <w:sz w:val="20"/>
-                <w:szCs w:val="20"/>
+                <w:sz w:val="24"/>
+                <w:szCs w:val="24"/>
                 <w:lang w:eastAsia="ru-RU"/>
               </w:rPr>
             </w:pPr>
@@ -1585,7 +1714,7 @@
         </w:trPr>
         <w:tc>
           <w:tcPr>
-            <w:tcW w:w="1091" w:type="pct"/>
+            <w:tcW w:w="1151" w:type="pct"/>
             <w:tcBorders>
               <w:top w:val="single" w:sz="4" w:space="0" w:color="auto"/>
               <w:left w:val="single" w:sz="4" w:space="0" w:color="auto"/>
@@ -1593,7 +1722,95 @@
               <w:right w:val="single" w:sz="4" w:space="0" w:color="auto"/>
             </w:tcBorders>
             <w:noWrap/>
-            <w:vAlign w:val="bottom"/>
+            <w:vAlign w:val="center"/>
+          </w:tcPr>
+          <w:p>
+            <w:pPr>
+              <w:spacing w:after="0" w:line="240" w:lineRule="auto"/>
+              <w:jc w:val="center"/>
+              <w:rPr>
+                <w:rFonts w:ascii="Arial" w:eastAsia="Times New Roman" w:hAnsi="Arial" w:cs="Times New Roman"/>
+                <w:sz w:val="24"/>
+                <w:szCs w:val="24"/>
+                <w:lang w:eastAsia="ru-RU"/>
+              </w:rPr>
+            </w:pPr>
+            <w:r>
+              <w:rPr>
+                <w:rFonts w:ascii="Arial" w:eastAsia="Times New Roman" w:hAnsi="Arial" w:cs="Times New Roman"/>
+                <w:sz w:val="24"/>
+                <w:szCs w:val="24"/>
+                <w:lang w:eastAsia="ru-RU"/>
+              </w:rPr>
+              <w:t>03.06</w:t>
+            </w:r>
+          </w:p>
+        </w:tc>
+        <w:tc>
+          <w:tcPr>
+            <w:tcW w:w="2143" w:type="pct"/>
+            <w:tcBorders>
+              <w:top w:val="single" w:sz="4" w:space="0" w:color="auto"/>
+              <w:left w:val="nil"/>
+              <w:bottom w:val="single" w:sz="4" w:space="0" w:color="auto"/>
+              <w:right w:val="single" w:sz="4" w:space="0" w:color="auto"/>
+            </w:tcBorders>
+          </w:tcPr>
+          <w:p>
+            <w:pPr>
+              <w:spacing w:after="0" w:line="240" w:lineRule="auto"/>
+              <w:rPr>
+                <w:rFonts w:ascii="Times New Roman" w:eastAsia="Times New Roman" w:hAnsi="Times New Roman" w:cs="Times New Roman"/>
+                <w:sz w:val="24"/>
+                <w:szCs w:val="24"/>
+                <w:lang w:eastAsia="ru-RU"/>
+              </w:rPr>
+            </w:pPr>
+            <w:r>
+              <w:rPr>
+                <w:rFonts w:ascii="Times New Roman" w:hAnsi="Times New Roman" w:cs="Times New Roman"/>
+                <w:sz w:val="24"/>
+                <w:szCs w:val="24"/>
+              </w:rPr>
+              <w:t>Выполнить анализ функционирования программного обеспечения с помощью инструментальных средств</w:t>
+            </w:r>
+          </w:p>
+        </w:tc>
+        <w:tc>
+          <w:tcPr>
+            <w:tcW w:w="775" w:type="pct"/>
+            <w:tcBorders>
+              <w:top w:val="single" w:sz="4" w:space="0" w:color="auto"/>
+              <w:left w:val="nil"/>
+              <w:bottom w:val="single" w:sz="4" w:space="0" w:color="auto"/>
+              <w:right w:val="single" w:sz="4" w:space="0" w:color="auto"/>
+            </w:tcBorders>
+          </w:tcPr>
+          <w:p>
+            <w:pPr>
+              <w:spacing w:after="0" w:line="240" w:lineRule="auto"/>
+              <w:jc w:val="center"/>
+              <w:rPr>
+                <w:rFonts w:ascii="Arial" w:eastAsia="Times New Roman" w:hAnsi="Arial" w:cs="Times New Roman"/>
+                <w:sz w:val="24"/>
+                <w:szCs w:val="24"/>
+                <w:lang w:eastAsia="ru-RU"/>
+              </w:rPr>
+            </w:pPr>
+            <w:r>
+              <w:t>8</w:t>
+            </w:r>
+          </w:p>
+        </w:tc>
+        <w:tc>
+          <w:tcPr>
+            <w:tcW w:w="931" w:type="pct"/>
+            <w:tcBorders>
+              <w:top w:val="single" w:sz="4" w:space="0" w:color="auto"/>
+              <w:left w:val="single" w:sz="4" w:space="0" w:color="auto"/>
+              <w:bottom w:val="single" w:sz="4" w:space="0" w:color="auto"/>
+              <w:right w:val="single" w:sz="4" w:space="0" w:color="auto"/>
+            </w:tcBorders>
           </w:tcPr>
           <w:p>
             <w:pPr>
@@ -1601,78 +1818,8 @@
               <w:jc w:val="right"/>
               <w:rPr>
                 <w:rFonts w:ascii="Arial" w:eastAsia="Times New Roman" w:hAnsi="Arial" w:cs="Times New Roman"/>
-                <w:sz w:val="20"/>
-                <w:szCs w:val="20"/>
-                <w:lang w:eastAsia="ru-RU"/>
-              </w:rPr>
-            </w:pPr>
-          </w:p>
-        </w:tc>
-        <w:tc>
-          <w:tcPr>
-            <w:tcW w:w="2207" w:type="pct"/>
-            <w:tcBorders>
-              <w:top w:val="single" w:sz="4" w:space="0" w:color="auto"/>
-              <w:left w:val="nil"/>
-              <w:bottom w:val="single" w:sz="4" w:space="0" w:color="auto"/>
-              <w:right w:val="single" w:sz="4" w:space="0" w:color="auto"/>
-            </w:tcBorders>
-            <w:vAlign w:val="bottom"/>
-          </w:tcPr>
-          <w:p>
-            <w:pPr>
-              <w:spacing w:after="0" w:line="240" w:lineRule="auto"/>
-              <w:rPr>
-                <w:rFonts w:ascii="Times New Roman" w:eastAsia="Times New Roman" w:hAnsi="Times New Roman" w:cs="Times New Roman"/>
-                <w:sz w:val="24"/>
-                <w:szCs w:val="24"/>
-                <w:lang w:eastAsia="ru-RU"/>
-              </w:rPr>
-            </w:pPr>
-          </w:p>
-        </w:tc>
-        <w:tc>
-          <w:tcPr>
-            <w:tcW w:w="706" w:type="pct"/>
-            <w:tcBorders>
-              <w:top w:val="single" w:sz="4" w:space="0" w:color="auto"/>
-              <w:left w:val="nil"/>
-              <w:bottom w:val="single" w:sz="4" w:space="0" w:color="auto"/>
-              <w:right w:val="single" w:sz="4" w:space="0" w:color="auto"/>
-            </w:tcBorders>
-            <w:vAlign w:val="bottom"/>
-          </w:tcPr>
-          <w:p>
-            <w:pPr>
-              <w:spacing w:after="0" w:line="240" w:lineRule="auto"/>
-              <w:jc w:val="right"/>
-              <w:rPr>
-                <w:rFonts w:ascii="Arial" w:eastAsia="Times New Roman" w:hAnsi="Arial" w:cs="Times New Roman"/>
-                <w:sz w:val="20"/>
-                <w:szCs w:val="20"/>
-                <w:lang w:eastAsia="ru-RU"/>
-              </w:rPr>
-            </w:pPr>
-          </w:p>
-        </w:tc>
-        <w:tc>
-          <w:tcPr>
-            <w:tcW w:w="995" w:type="pct"/>
-            <w:tcBorders>
-              <w:top w:val="single" w:sz="4" w:space="0" w:color="auto"/>
-              <w:left w:val="single" w:sz="4" w:space="0" w:color="auto"/>
-              <w:bottom w:val="single" w:sz="4" w:space="0" w:color="auto"/>
-              <w:right w:val="single" w:sz="4" w:space="0" w:color="auto"/>
-            </w:tcBorders>
-          </w:tcPr>
-          <w:p>
-            <w:pPr>
-              <w:spacing w:after="0" w:line="240" w:lineRule="auto"/>
-              <w:jc w:val="right"/>
-              <w:rPr>
-                <w:rFonts w:ascii="Arial" w:eastAsia="Times New Roman" w:hAnsi="Arial" w:cs="Times New Roman"/>
-                <w:sz w:val="20"/>
-                <w:szCs w:val="20"/>
+                <w:sz w:val="24"/>
+                <w:szCs w:val="24"/>
                 <w:lang w:eastAsia="ru-RU"/>
               </w:rPr>
             </w:pPr>
@@ -1685,7 +1832,7 @@
         </w:trPr>
         <w:tc>
           <w:tcPr>
-            <w:tcW w:w="1091" w:type="pct"/>
+            <w:tcW w:w="1151" w:type="pct"/>
             <w:tcBorders>
               <w:top w:val="single" w:sz="4" w:space="0" w:color="auto"/>
               <w:left w:val="single" w:sz="4" w:space="0" w:color="auto"/>
@@ -1693,7 +1840,95 @@
               <w:right w:val="single" w:sz="4" w:space="0" w:color="auto"/>
             </w:tcBorders>
             <w:noWrap/>
-            <w:vAlign w:val="bottom"/>
+            <w:vAlign w:val="center"/>
+          </w:tcPr>
+          <w:p>
+            <w:pPr>
+              <w:spacing w:after="0" w:line="240" w:lineRule="auto"/>
+              <w:jc w:val="center"/>
+              <w:rPr>
+                <w:rFonts w:ascii="Arial" w:eastAsia="Times New Roman" w:hAnsi="Arial" w:cs="Times New Roman"/>
+                <w:sz w:val="24"/>
+                <w:szCs w:val="24"/>
+                <w:lang w:eastAsia="ru-RU"/>
+              </w:rPr>
+            </w:pPr>
+            <w:r>
+              <w:rPr>
+                <w:rFonts w:ascii="Arial" w:eastAsia="Times New Roman" w:hAnsi="Arial" w:cs="Times New Roman"/>
+                <w:sz w:val="24"/>
+                <w:szCs w:val="24"/>
+                <w:lang w:eastAsia="ru-RU"/>
+              </w:rPr>
+              <w:t>04.06</w:t>
+            </w:r>
+          </w:p>
+        </w:tc>
+        <w:tc>
+          <w:tcPr>
+            <w:tcW w:w="2143" w:type="pct"/>
+            <w:tcBorders>
+              <w:top w:val="single" w:sz="4" w:space="0" w:color="auto"/>
+              <w:left w:val="nil"/>
+              <w:bottom w:val="single" w:sz="4" w:space="0" w:color="auto"/>
+              <w:right w:val="single" w:sz="4" w:space="0" w:color="auto"/>
+            </w:tcBorders>
+          </w:tcPr>
+          <w:p>
+            <w:pPr>
+              <w:spacing w:after="0" w:line="240" w:lineRule="auto"/>
+              <w:rPr>
+                <w:rFonts w:ascii="Times New Roman" w:eastAsia="Times New Roman" w:hAnsi="Times New Roman" w:cs="Times New Roman"/>
+                <w:sz w:val="24"/>
+                <w:szCs w:val="24"/>
+                <w:lang w:eastAsia="ru-RU"/>
+              </w:rPr>
+            </w:pPr>
+            <w:r>
+              <w:rPr>
+                <w:rFonts w:ascii="Times New Roman" w:hAnsi="Times New Roman" w:cs="Times New Roman"/>
+                <w:sz w:val="24"/>
+                <w:szCs w:val="24"/>
+              </w:rPr>
+              <w:t>Выявить причины несоответствия выполняемых функций требованиям заказчика</w:t>
+            </w:r>
+          </w:p>
+        </w:tc>
+        <w:tc>
+          <w:tcPr>
+            <w:tcW w:w="775" w:type="pct"/>
+            <w:tcBorders>
+              <w:top w:val="single" w:sz="4" w:space="0" w:color="auto"/>
+              <w:left w:val="nil"/>
+              <w:bottom w:val="single" w:sz="4" w:space="0" w:color="auto"/>
+              <w:right w:val="single" w:sz="4" w:space="0" w:color="auto"/>
+            </w:tcBorders>
+          </w:tcPr>
+          <w:p>
+            <w:pPr>
+              <w:spacing w:after="0" w:line="240" w:lineRule="auto"/>
+              <w:jc w:val="center"/>
+              <w:rPr>
+                <w:rFonts w:ascii="Arial" w:eastAsia="Times New Roman" w:hAnsi="Arial" w:cs="Times New Roman"/>
+                <w:sz w:val="24"/>
+                <w:szCs w:val="24"/>
+                <w:lang w:eastAsia="ru-RU"/>
+              </w:rPr>
+            </w:pPr>
+            <w:r>
+              <w:t>8</w:t>
+            </w:r>
+          </w:p>
+        </w:tc>
+        <w:tc>
+          <w:tcPr>
+            <w:tcW w:w="931" w:type="pct"/>
+            <w:tcBorders>
+              <w:top w:val="single" w:sz="4" w:space="0" w:color="auto"/>
+              <w:left w:val="single" w:sz="4" w:space="0" w:color="auto"/>
+              <w:bottom w:val="single" w:sz="4" w:space="0" w:color="auto"/>
+              <w:right w:val="single" w:sz="4" w:space="0" w:color="auto"/>
+            </w:tcBorders>
           </w:tcPr>
           <w:p>
             <w:pPr>
@@ -1701,78 +1936,8 @@
               <w:jc w:val="right"/>
               <w:rPr>
                 <w:rFonts w:ascii="Arial" w:eastAsia="Times New Roman" w:hAnsi="Arial" w:cs="Times New Roman"/>
-                <w:sz w:val="20"/>
-                <w:szCs w:val="20"/>
-                <w:lang w:eastAsia="ru-RU"/>
-              </w:rPr>
-            </w:pPr>
-          </w:p>
-        </w:tc>
-        <w:tc>
-          <w:tcPr>
-            <w:tcW w:w="2207" w:type="pct"/>
-            <w:tcBorders>
-              <w:top w:val="single" w:sz="4" w:space="0" w:color="auto"/>
-              <w:left w:val="nil"/>
-              <w:bottom w:val="single" w:sz="4" w:space="0" w:color="auto"/>
-              <w:right w:val="single" w:sz="4" w:space="0" w:color="auto"/>
-            </w:tcBorders>
-            <w:vAlign w:val="bottom"/>
-          </w:tcPr>
-          <w:p>
-            <w:pPr>
-              <w:spacing w:after="0" w:line="240" w:lineRule="auto"/>
-              <w:rPr>
-                <w:rFonts w:ascii="Times New Roman" w:eastAsia="Times New Roman" w:hAnsi="Times New Roman" w:cs="Times New Roman"/>
-                <w:sz w:val="24"/>
-                <w:szCs w:val="24"/>
-                <w:lang w:eastAsia="ru-RU"/>
-              </w:rPr>
-            </w:pPr>
-          </w:p>
-        </w:tc>
-        <w:tc>
-          <w:tcPr>
-            <w:tcW w:w="706" w:type="pct"/>
-            <w:tcBorders>
-              <w:top w:val="single" w:sz="4" w:space="0" w:color="auto"/>
-              <w:left w:val="nil"/>
-              <w:bottom w:val="single" w:sz="4" w:space="0" w:color="auto"/>
-              <w:right w:val="single" w:sz="4" w:space="0" w:color="auto"/>
-            </w:tcBorders>
-            <w:vAlign w:val="bottom"/>
-          </w:tcPr>
-          <w:p>
-            <w:pPr>
-              <w:spacing w:after="0" w:line="240" w:lineRule="auto"/>
-              <w:jc w:val="right"/>
-              <w:rPr>
-                <w:rFonts w:ascii="Arial" w:eastAsia="Times New Roman" w:hAnsi="Arial" w:cs="Times New Roman"/>
-                <w:sz w:val="20"/>
-                <w:szCs w:val="20"/>
-                <w:lang w:eastAsia="ru-RU"/>
-              </w:rPr>
-            </w:pPr>
-          </w:p>
-        </w:tc>
-        <w:tc>
-          <w:tcPr>
-            <w:tcW w:w="995" w:type="pct"/>
-            <w:tcBorders>
-              <w:top w:val="single" w:sz="4" w:space="0" w:color="auto"/>
-              <w:left w:val="single" w:sz="4" w:space="0" w:color="auto"/>
-              <w:bottom w:val="single" w:sz="4" w:space="0" w:color="auto"/>
-              <w:right w:val="single" w:sz="4" w:space="0" w:color="auto"/>
-            </w:tcBorders>
-          </w:tcPr>
-          <w:p>
-            <w:pPr>
-              <w:spacing w:after="0" w:line="240" w:lineRule="auto"/>
-              <w:jc w:val="right"/>
-              <w:rPr>
-                <w:rFonts w:ascii="Arial" w:eastAsia="Times New Roman" w:hAnsi="Arial" w:cs="Times New Roman"/>
-                <w:sz w:val="20"/>
-                <w:szCs w:val="20"/>
+                <w:sz w:val="24"/>
+                <w:szCs w:val="24"/>
                 <w:lang w:eastAsia="ru-RU"/>
               </w:rPr>
             </w:pPr>
@@ -1785,7 +1950,7 @@
         </w:trPr>
         <w:tc>
           <w:tcPr>
-            <w:tcW w:w="1091" w:type="pct"/>
+            <w:tcW w:w="1151" w:type="pct"/>
             <w:tcBorders>
               <w:top w:val="single" w:sz="4" w:space="0" w:color="auto"/>
               <w:left w:val="single" w:sz="4" w:space="0" w:color="auto"/>
@@ -1793,7 +1958,95 @@
               <w:right w:val="single" w:sz="4" w:space="0" w:color="auto"/>
             </w:tcBorders>
             <w:noWrap/>
-            <w:vAlign w:val="bottom"/>
+            <w:vAlign w:val="center"/>
+          </w:tcPr>
+          <w:p>
+            <w:pPr>
+              <w:spacing w:after="0" w:line="240" w:lineRule="auto"/>
+              <w:jc w:val="center"/>
+              <w:rPr>
+                <w:rFonts w:ascii="Arial" w:eastAsia="Times New Roman" w:hAnsi="Arial" w:cs="Times New Roman"/>
+                <w:sz w:val="24"/>
+                <w:szCs w:val="24"/>
+                <w:lang w:eastAsia="ru-RU"/>
+              </w:rPr>
+            </w:pPr>
+            <w:r>
+              <w:rPr>
+                <w:rFonts w:ascii="Arial" w:eastAsia="Times New Roman" w:hAnsi="Arial" w:cs="Times New Roman"/>
+                <w:sz w:val="24"/>
+                <w:szCs w:val="24"/>
+                <w:lang w:eastAsia="ru-RU"/>
+              </w:rPr>
+              <w:t>05.06</w:t>
+            </w:r>
+          </w:p>
+        </w:tc>
+        <w:tc>
+          <w:tcPr>
+            <w:tcW w:w="2143" w:type="pct"/>
+            <w:tcBorders>
+              <w:top w:val="single" w:sz="4" w:space="0" w:color="auto"/>
+              <w:left w:val="nil"/>
+              <w:bottom w:val="single" w:sz="4" w:space="0" w:color="auto"/>
+              <w:right w:val="single" w:sz="4" w:space="0" w:color="auto"/>
+            </w:tcBorders>
+          </w:tcPr>
+          <w:p>
+            <w:pPr>
+              <w:spacing w:after="0" w:line="240" w:lineRule="auto"/>
+              <w:rPr>
+                <w:rFonts w:ascii="Times New Roman" w:eastAsia="Times New Roman" w:hAnsi="Times New Roman" w:cs="Times New Roman"/>
+                <w:sz w:val="24"/>
+                <w:szCs w:val="24"/>
+                <w:lang w:eastAsia="ru-RU"/>
+              </w:rPr>
+            </w:pPr>
+            <w:r>
+              <w:rPr>
+                <w:rFonts w:ascii="Times New Roman" w:hAnsi="Times New Roman" w:cs="Times New Roman"/>
+                <w:sz w:val="24"/>
+                <w:szCs w:val="24"/>
+              </w:rPr>
+              <w:t>Предложить варианты модификации программного обеспечения</w:t>
+            </w:r>
+          </w:p>
+        </w:tc>
+        <w:tc>
+          <w:tcPr>
+            <w:tcW w:w="775" w:type="pct"/>
+            <w:tcBorders>
+              <w:top w:val="single" w:sz="4" w:space="0" w:color="auto"/>
+              <w:left w:val="nil"/>
+              <w:bottom w:val="single" w:sz="4" w:space="0" w:color="auto"/>
+              <w:right w:val="single" w:sz="4" w:space="0" w:color="auto"/>
+            </w:tcBorders>
+          </w:tcPr>
+          <w:p>
+            <w:pPr>
+              <w:spacing w:after="0" w:line="240" w:lineRule="auto"/>
+              <w:jc w:val="center"/>
+              <w:rPr>
+                <w:rFonts w:ascii="Arial" w:eastAsia="Times New Roman" w:hAnsi="Arial" w:cs="Times New Roman"/>
+                <w:sz w:val="24"/>
+                <w:szCs w:val="24"/>
+                <w:lang w:eastAsia="ru-RU"/>
+              </w:rPr>
+            </w:pPr>
+            <w:r>
+              <w:t>8</w:t>
+            </w:r>
+          </w:p>
+        </w:tc>
+        <w:tc>
+          <w:tcPr>
+            <w:tcW w:w="931" w:type="pct"/>
+            <w:tcBorders>
+              <w:top w:val="single" w:sz="4" w:space="0" w:color="auto"/>
+              <w:left w:val="single" w:sz="4" w:space="0" w:color="auto"/>
+              <w:bottom w:val="single" w:sz="4" w:space="0" w:color="auto"/>
+              <w:right w:val="single" w:sz="4" w:space="0" w:color="auto"/>
+            </w:tcBorders>
           </w:tcPr>
           <w:p>
             <w:pPr>
@@ -1801,78 +2054,8 @@
               <w:jc w:val="right"/>
               <w:rPr>
                 <w:rFonts w:ascii="Arial" w:eastAsia="Times New Roman" w:hAnsi="Arial" w:cs="Times New Roman"/>
-                <w:sz w:val="20"/>
-                <w:szCs w:val="20"/>
-                <w:lang w:eastAsia="ru-RU"/>
-              </w:rPr>
-            </w:pPr>
-          </w:p>
-        </w:tc>
-        <w:tc>
-          <w:tcPr>
-            <w:tcW w:w="2207" w:type="pct"/>
-            <w:tcBorders>
-              <w:top w:val="single" w:sz="4" w:space="0" w:color="auto"/>
-              <w:left w:val="nil"/>
-              <w:bottom w:val="single" w:sz="4" w:space="0" w:color="auto"/>
-              <w:right w:val="single" w:sz="4" w:space="0" w:color="auto"/>
-            </w:tcBorders>
-            <w:vAlign w:val="bottom"/>
-          </w:tcPr>
-          <w:p>
-            <w:pPr>
-              <w:spacing w:after="0" w:line="240" w:lineRule="auto"/>
-              <w:rPr>
-                <w:rFonts w:ascii="Times New Roman" w:eastAsia="Times New Roman" w:hAnsi="Times New Roman" w:cs="Times New Roman"/>
-                <w:sz w:val="24"/>
-                <w:szCs w:val="24"/>
-                <w:lang w:eastAsia="ru-RU"/>
-              </w:rPr>
-            </w:pPr>
-          </w:p>
-        </w:tc>
-        <w:tc>
-          <w:tcPr>
-            <w:tcW w:w="706" w:type="pct"/>
-            <w:tcBorders>
-              <w:top w:val="single" w:sz="4" w:space="0" w:color="auto"/>
-              <w:left w:val="nil"/>
-              <w:bottom w:val="single" w:sz="4" w:space="0" w:color="auto"/>
-              <w:right w:val="single" w:sz="4" w:space="0" w:color="auto"/>
-            </w:tcBorders>
-            <w:vAlign w:val="bottom"/>
-          </w:tcPr>
-          <w:p>
-            <w:pPr>
-              <w:spacing w:after="0" w:line="240" w:lineRule="auto"/>
-              <w:jc w:val="right"/>
-              <w:rPr>
-                <w:rFonts w:ascii="Arial" w:eastAsia="Times New Roman" w:hAnsi="Arial" w:cs="Times New Roman"/>
-                <w:sz w:val="20"/>
-                <w:szCs w:val="20"/>
-                <w:lang w:eastAsia="ru-RU"/>
-              </w:rPr>
-            </w:pPr>
-          </w:p>
-        </w:tc>
-        <w:tc>
-          <w:tcPr>
-            <w:tcW w:w="995" w:type="pct"/>
-            <w:tcBorders>
-              <w:top w:val="single" w:sz="4" w:space="0" w:color="auto"/>
-              <w:left w:val="single" w:sz="4" w:space="0" w:color="auto"/>
-              <w:bottom w:val="single" w:sz="4" w:space="0" w:color="auto"/>
-              <w:right w:val="single" w:sz="4" w:space="0" w:color="auto"/>
-            </w:tcBorders>
-          </w:tcPr>
-          <w:p>
-            <w:pPr>
-              <w:spacing w:after="0" w:line="240" w:lineRule="auto"/>
-              <w:jc w:val="right"/>
-              <w:rPr>
-                <w:rFonts w:ascii="Arial" w:eastAsia="Times New Roman" w:hAnsi="Arial" w:cs="Times New Roman"/>
-                <w:sz w:val="20"/>
-                <w:szCs w:val="20"/>
+                <w:sz w:val="24"/>
+                <w:szCs w:val="24"/>
                 <w:lang w:eastAsia="ru-RU"/>
               </w:rPr>
             </w:pPr>
@@ -1885,7 +2068,7 @@
         </w:trPr>
         <w:tc>
           <w:tcPr>
-            <w:tcW w:w="1091" w:type="pct"/>
+            <w:tcW w:w="1151" w:type="pct"/>
             <w:tcBorders>
               <w:top w:val="single" w:sz="4" w:space="0" w:color="auto"/>
               <w:left w:val="single" w:sz="4" w:space="0" w:color="auto"/>
@@ -1893,7 +2076,95 @@
               <w:right w:val="single" w:sz="4" w:space="0" w:color="auto"/>
             </w:tcBorders>
             <w:noWrap/>
-            <w:vAlign w:val="bottom"/>
+            <w:vAlign w:val="center"/>
+          </w:tcPr>
+          <w:p>
+            <w:pPr>
+              <w:spacing w:after="0" w:line="240" w:lineRule="auto"/>
+              <w:jc w:val="center"/>
+              <w:rPr>
+                <w:rFonts w:ascii="Arial" w:eastAsia="Times New Roman" w:hAnsi="Arial" w:cs="Times New Roman"/>
+                <w:sz w:val="24"/>
+                <w:szCs w:val="24"/>
+                <w:lang w:eastAsia="ru-RU"/>
+              </w:rPr>
+            </w:pPr>
+            <w:r>
+              <w:rPr>
+                <w:rFonts w:ascii="Arial" w:eastAsia="Times New Roman" w:hAnsi="Arial" w:cs="Times New Roman"/>
+                <w:sz w:val="24"/>
+                <w:szCs w:val="24"/>
+                <w:lang w:eastAsia="ru-RU"/>
+              </w:rPr>
+              <w:t>06.06-08.06</w:t>
+            </w:r>
+          </w:p>
+        </w:tc>
+        <w:tc>
+          <w:tcPr>
+            <w:tcW w:w="2143" w:type="pct"/>
+            <w:tcBorders>
+              <w:top w:val="single" w:sz="4" w:space="0" w:color="auto"/>
+              <w:left w:val="nil"/>
+              <w:bottom w:val="single" w:sz="4" w:space="0" w:color="auto"/>
+              <w:right w:val="single" w:sz="4" w:space="0" w:color="auto"/>
+            </w:tcBorders>
+          </w:tcPr>
+          <w:p>
+            <w:pPr>
+              <w:spacing w:after="0" w:line="240" w:lineRule="auto"/>
+              <w:rPr>
+                <w:rFonts w:ascii="Times New Roman" w:eastAsia="Times New Roman" w:hAnsi="Times New Roman" w:cs="Times New Roman"/>
+                <w:sz w:val="24"/>
+                <w:szCs w:val="24"/>
+                <w:lang w:eastAsia="ru-RU"/>
+              </w:rPr>
+            </w:pPr>
+            <w:r>
+              <w:rPr>
+                <w:rFonts w:ascii="Times New Roman" w:hAnsi="Times New Roman" w:cs="Times New Roman"/>
+                <w:sz w:val="24"/>
+                <w:szCs w:val="24"/>
+              </w:rPr>
+              <w:t>Определить качественные характеристики предложенного программного средства из заданного набора метрик, в том числе с использованием инструментальных средств</w:t>
+            </w:r>
+          </w:p>
+        </w:tc>
+        <w:tc>
+          <w:tcPr>
+            <w:tcW w:w="775" w:type="pct"/>
+            <w:tcBorders>
+              <w:top w:val="single" w:sz="4" w:space="0" w:color="auto"/>
+              <w:left w:val="nil"/>
+              <w:bottom w:val="single" w:sz="4" w:space="0" w:color="auto"/>
+              <w:right w:val="single" w:sz="4" w:space="0" w:color="auto"/>
+            </w:tcBorders>
+          </w:tcPr>
+          <w:p>
+            <w:pPr>
+              <w:spacing w:after="0" w:line="240" w:lineRule="auto"/>
+              <w:jc w:val="center"/>
+              <w:rPr>
+                <w:rFonts w:ascii="Arial" w:eastAsia="Times New Roman" w:hAnsi="Arial" w:cs="Times New Roman"/>
+                <w:sz w:val="24"/>
+                <w:szCs w:val="24"/>
+                <w:lang w:eastAsia="ru-RU"/>
+              </w:rPr>
+            </w:pPr>
+            <w:r>
+              <w:t>8</w:t>
+            </w:r>
+          </w:p>
+        </w:tc>
+        <w:tc>
+          <w:tcPr>
+            <w:tcW w:w="931" w:type="pct"/>
+            <w:tcBorders>
+              <w:top w:val="single" w:sz="4" w:space="0" w:color="auto"/>
+              <w:left w:val="single" w:sz="4" w:space="0" w:color="auto"/>
+              <w:bottom w:val="single" w:sz="4" w:space="0" w:color="auto"/>
+              <w:right w:val="single" w:sz="4" w:space="0" w:color="auto"/>
+            </w:tcBorders>
           </w:tcPr>
           <w:p>
             <w:pPr>
@@ -1901,78 +2172,8 @@
               <w:jc w:val="right"/>
               <w:rPr>
                 <w:rFonts w:ascii="Arial" w:eastAsia="Times New Roman" w:hAnsi="Arial" w:cs="Times New Roman"/>
-                <w:sz w:val="20"/>
-                <w:szCs w:val="20"/>
-                <w:lang w:eastAsia="ru-RU"/>
-              </w:rPr>
-            </w:pPr>
-          </w:p>
-        </w:tc>
-        <w:tc>
-          <w:tcPr>
-            <w:tcW w:w="2207" w:type="pct"/>
-            <w:tcBorders>
-              <w:top w:val="single" w:sz="4" w:space="0" w:color="auto"/>
-              <w:left w:val="nil"/>
-              <w:bottom w:val="single" w:sz="4" w:space="0" w:color="auto"/>
-              <w:right w:val="single" w:sz="4" w:space="0" w:color="auto"/>
-            </w:tcBorders>
-            <w:vAlign w:val="bottom"/>
-          </w:tcPr>
-          <w:p>
-            <w:pPr>
-              <w:spacing w:after="0" w:line="240" w:lineRule="auto"/>
-              <w:rPr>
-                <w:rFonts w:ascii="Times New Roman" w:eastAsia="Times New Roman" w:hAnsi="Times New Roman" w:cs="Times New Roman"/>
-                <w:sz w:val="24"/>
-                <w:szCs w:val="24"/>
-                <w:lang w:eastAsia="ru-RU"/>
-              </w:rPr>
-            </w:pPr>
-          </w:p>
-        </w:tc>
-        <w:tc>
-          <w:tcPr>
-            <w:tcW w:w="706" w:type="pct"/>
-            <w:tcBorders>
-              <w:top w:val="single" w:sz="4" w:space="0" w:color="auto"/>
-              <w:left w:val="nil"/>
-              <w:bottom w:val="single" w:sz="4" w:space="0" w:color="auto"/>
-              <w:right w:val="single" w:sz="4" w:space="0" w:color="auto"/>
-            </w:tcBorders>
-            <w:vAlign w:val="bottom"/>
-          </w:tcPr>
-          <w:p>
-            <w:pPr>
-              <w:spacing w:after="0" w:line="240" w:lineRule="auto"/>
-              <w:jc w:val="right"/>
-              <w:rPr>
-                <w:rFonts w:ascii="Arial" w:eastAsia="Times New Roman" w:hAnsi="Arial" w:cs="Times New Roman"/>
-                <w:sz w:val="20"/>
-                <w:szCs w:val="20"/>
-                <w:lang w:eastAsia="ru-RU"/>
-              </w:rPr>
-            </w:pPr>
-          </w:p>
-        </w:tc>
-        <w:tc>
-          <w:tcPr>
-            <w:tcW w:w="995" w:type="pct"/>
-            <w:tcBorders>
-              <w:top w:val="single" w:sz="4" w:space="0" w:color="auto"/>
-              <w:left w:val="single" w:sz="4" w:space="0" w:color="auto"/>
-              <w:bottom w:val="single" w:sz="4" w:space="0" w:color="auto"/>
-              <w:right w:val="single" w:sz="4" w:space="0" w:color="auto"/>
-            </w:tcBorders>
-          </w:tcPr>
-          <w:p>
-            <w:pPr>
-              <w:spacing w:after="0" w:line="240" w:lineRule="auto"/>
-              <w:jc w:val="right"/>
-              <w:rPr>
-                <w:rFonts w:ascii="Arial" w:eastAsia="Times New Roman" w:hAnsi="Arial" w:cs="Times New Roman"/>
-                <w:sz w:val="20"/>
-                <w:szCs w:val="20"/>
+                <w:sz w:val="24"/>
+                <w:szCs w:val="24"/>
                 <w:lang w:eastAsia="ru-RU"/>
               </w:rPr>
             </w:pPr>
@@ -1985,7 +2186,7 @@
         </w:trPr>
         <w:tc>
           <w:tcPr>
-            <w:tcW w:w="1091" w:type="pct"/>
+            <w:tcW w:w="1151" w:type="pct"/>
             <w:tcBorders>
               <w:top w:val="single" w:sz="4" w:space="0" w:color="auto"/>
               <w:left w:val="single" w:sz="4" w:space="0" w:color="auto"/>
@@ -1993,7 +2194,95 @@
               <w:right w:val="single" w:sz="4" w:space="0" w:color="auto"/>
             </w:tcBorders>
             <w:noWrap/>
-            <w:vAlign w:val="bottom"/>
+            <w:vAlign w:val="center"/>
+          </w:tcPr>
+          <w:p>
+            <w:pPr>
+              <w:spacing w:after="0" w:line="240" w:lineRule="auto"/>
+              <w:jc w:val="center"/>
+              <w:rPr>
+                <w:rFonts w:ascii="Arial" w:eastAsia="Times New Roman" w:hAnsi="Arial" w:cs="Times New Roman"/>
+                <w:sz w:val="24"/>
+                <w:szCs w:val="24"/>
+                <w:lang w:eastAsia="ru-RU"/>
+              </w:rPr>
+            </w:pPr>
+            <w:r>
+              <w:rPr>
+                <w:rFonts w:ascii="Arial" w:eastAsia="Times New Roman" w:hAnsi="Arial" w:cs="Times New Roman"/>
+                <w:sz w:val="24"/>
+                <w:szCs w:val="24"/>
+                <w:lang w:eastAsia="ru-RU"/>
+              </w:rPr>
+              <w:t>08.06</w:t>
+            </w:r>
+          </w:p>
+        </w:tc>
+        <w:tc>
+          <w:tcPr>
+            <w:tcW w:w="2143" w:type="pct"/>
+            <w:tcBorders>
+              <w:top w:val="single" w:sz="4" w:space="0" w:color="auto"/>
+              <w:left w:val="nil"/>
+              <w:bottom w:val="single" w:sz="4" w:space="0" w:color="auto"/>
+              <w:right w:val="single" w:sz="4" w:space="0" w:color="auto"/>
+            </w:tcBorders>
+          </w:tcPr>
+          <w:p>
+            <w:pPr>
+              <w:spacing w:after="0" w:line="240" w:lineRule="auto"/>
+              <w:rPr>
+                <w:rFonts w:ascii="Times New Roman" w:eastAsia="Times New Roman" w:hAnsi="Times New Roman" w:cs="Times New Roman"/>
+                <w:sz w:val="24"/>
+                <w:szCs w:val="24"/>
+                <w:lang w:eastAsia="ru-RU"/>
+              </w:rPr>
+            </w:pPr>
+            <w:r>
+              <w:rPr>
+                <w:rFonts w:ascii="Times New Roman" w:hAnsi="Times New Roman" w:cs="Times New Roman"/>
+                <w:sz w:val="24"/>
+                <w:szCs w:val="24"/>
+              </w:rPr>
+              <w:t>Сохранить результаты в системе контроля версий.</w:t>
+            </w:r>
+          </w:p>
+        </w:tc>
+        <w:tc>
+          <w:tcPr>
+            <w:tcW w:w="775" w:type="pct"/>
+            <w:tcBorders>
+              <w:top w:val="single" w:sz="4" w:space="0" w:color="auto"/>
+              <w:left w:val="nil"/>
+              <w:bottom w:val="single" w:sz="4" w:space="0" w:color="auto"/>
+              <w:right w:val="single" w:sz="4" w:space="0" w:color="auto"/>
+            </w:tcBorders>
+          </w:tcPr>
+          <w:p>
+            <w:pPr>
+              <w:spacing w:after="0" w:line="240" w:lineRule="auto"/>
+              <w:jc w:val="center"/>
+              <w:rPr>
+                <w:rFonts w:ascii="Arial" w:eastAsia="Times New Roman" w:hAnsi="Arial" w:cs="Times New Roman"/>
+                <w:sz w:val="24"/>
+                <w:szCs w:val="24"/>
+                <w:lang w:eastAsia="ru-RU"/>
+              </w:rPr>
+            </w:pPr>
+            <w:r>
+              <w:t>6</w:t>
+            </w:r>
+          </w:p>
+        </w:tc>
+        <w:tc>
+          <w:tcPr>
+            <w:tcW w:w="931" w:type="pct"/>
+            <w:tcBorders>
+              <w:top w:val="single" w:sz="4" w:space="0" w:color="auto"/>
+              <w:left w:val="single" w:sz="4" w:space="0" w:color="auto"/>
+              <w:bottom w:val="single" w:sz="4" w:space="0" w:color="auto"/>
+              <w:right w:val="single" w:sz="4" w:space="0" w:color="auto"/>
+            </w:tcBorders>
           </w:tcPr>
           <w:p>
             <w:pPr>
@@ -2001,78 +2290,8 @@
               <w:jc w:val="right"/>
               <w:rPr>
                 <w:rFonts w:ascii="Arial" w:eastAsia="Times New Roman" w:hAnsi="Arial" w:cs="Times New Roman"/>
-                <w:sz w:val="20"/>
-                <w:szCs w:val="20"/>
-                <w:lang w:eastAsia="ru-RU"/>
-              </w:rPr>
-            </w:pPr>
-          </w:p>
-        </w:tc>
-        <w:tc>
-          <w:tcPr>
-            <w:tcW w:w="2207" w:type="pct"/>
-            <w:tcBorders>
-              <w:top w:val="single" w:sz="4" w:space="0" w:color="auto"/>
-              <w:left w:val="nil"/>
-              <w:bottom w:val="single" w:sz="4" w:space="0" w:color="auto"/>
-              <w:right w:val="single" w:sz="4" w:space="0" w:color="auto"/>
-            </w:tcBorders>
-            <w:vAlign w:val="bottom"/>
-          </w:tcPr>
-          <w:p>
-            <w:pPr>
-              <w:spacing w:after="0" w:line="240" w:lineRule="auto"/>
-              <w:rPr>
-                <w:rFonts w:ascii="Times New Roman" w:eastAsia="Times New Roman" w:hAnsi="Times New Roman" w:cs="Times New Roman"/>
-                <w:sz w:val="24"/>
-                <w:szCs w:val="24"/>
-                <w:lang w:eastAsia="ru-RU"/>
-              </w:rPr>
-            </w:pPr>
-          </w:p>
-        </w:tc>
-        <w:tc>
-          <w:tcPr>
-            <w:tcW w:w="706" w:type="pct"/>
-            <w:tcBorders>
-              <w:top w:val="single" w:sz="4" w:space="0" w:color="auto"/>
-              <w:left w:val="nil"/>
-              <w:bottom w:val="single" w:sz="4" w:space="0" w:color="auto"/>
-              <w:right w:val="single" w:sz="4" w:space="0" w:color="auto"/>
-            </w:tcBorders>
-            <w:vAlign w:val="bottom"/>
-          </w:tcPr>
-          <w:p>
-            <w:pPr>
-              <w:spacing w:after="0" w:line="240" w:lineRule="auto"/>
-              <w:jc w:val="right"/>
-              <w:rPr>
-                <w:rFonts w:ascii="Arial" w:eastAsia="Times New Roman" w:hAnsi="Arial" w:cs="Times New Roman"/>
-                <w:sz w:val="20"/>
-                <w:szCs w:val="20"/>
-                <w:lang w:eastAsia="ru-RU"/>
-              </w:rPr>
-            </w:pPr>
-          </w:p>
-        </w:tc>
-        <w:tc>
-          <w:tcPr>
-            <w:tcW w:w="995" w:type="pct"/>
-            <w:tcBorders>
-              <w:top w:val="single" w:sz="4" w:space="0" w:color="auto"/>
-              <w:left w:val="single" w:sz="4" w:space="0" w:color="auto"/>
-              <w:bottom w:val="single" w:sz="4" w:space="0" w:color="auto"/>
-              <w:right w:val="single" w:sz="4" w:space="0" w:color="auto"/>
-            </w:tcBorders>
-          </w:tcPr>
-          <w:p>
-            <w:pPr>
-              <w:spacing w:after="0" w:line="240" w:lineRule="auto"/>
-              <w:jc w:val="right"/>
-              <w:rPr>
-                <w:rFonts w:ascii="Arial" w:eastAsia="Times New Roman" w:hAnsi="Arial" w:cs="Times New Roman"/>
-                <w:sz w:val="20"/>
-                <w:szCs w:val="20"/>
+                <w:sz w:val="24"/>
+                <w:szCs w:val="24"/>
                 <w:lang w:eastAsia="ru-RU"/>
               </w:rPr>
             </w:pPr>
@@ -2085,7 +2304,7 @@
         </w:trPr>
         <w:tc>
           <w:tcPr>
-            <w:tcW w:w="1091" w:type="pct"/>
+            <w:tcW w:w="1151" w:type="pct"/>
             <w:tcBorders>
               <w:top w:val="single" w:sz="4" w:space="0" w:color="auto"/>
               <w:left w:val="single" w:sz="4" w:space="0" w:color="auto"/>
@@ -2093,7 +2312,95 @@
               <w:right w:val="single" w:sz="4" w:space="0" w:color="auto"/>
             </w:tcBorders>
             <w:noWrap/>
-            <w:vAlign w:val="bottom"/>
+            <w:vAlign w:val="center"/>
+          </w:tcPr>
+          <w:p>
+            <w:pPr>
+              <w:spacing w:after="0" w:line="240" w:lineRule="auto"/>
+              <w:jc w:val="center"/>
+              <w:rPr>
+                <w:rFonts w:ascii="Arial" w:eastAsia="Times New Roman" w:hAnsi="Arial" w:cs="Times New Roman"/>
+                <w:sz w:val="24"/>
+                <w:szCs w:val="24"/>
+                <w:lang w:eastAsia="ru-RU"/>
+              </w:rPr>
+            </w:pPr>
+            <w:r>
+              <w:rPr>
+                <w:rFonts w:ascii="Arial" w:eastAsia="Times New Roman" w:hAnsi="Arial" w:cs="Times New Roman"/>
+                <w:sz w:val="24"/>
+                <w:szCs w:val="24"/>
+                <w:lang w:eastAsia="ru-RU"/>
+              </w:rPr>
+              <w:t>09.06</w:t>
+            </w:r>
+          </w:p>
+        </w:tc>
+        <w:tc>
+          <w:tcPr>
+            <w:tcW w:w="2143" w:type="pct"/>
+            <w:tcBorders>
+              <w:top w:val="single" w:sz="4" w:space="0" w:color="auto"/>
+              <w:left w:val="nil"/>
+              <w:bottom w:val="single" w:sz="4" w:space="0" w:color="auto"/>
+              <w:right w:val="single" w:sz="4" w:space="0" w:color="auto"/>
+            </w:tcBorders>
+          </w:tcPr>
+          <w:p>
+            <w:pPr>
+              <w:spacing w:after="0" w:line="240" w:lineRule="auto"/>
+              <w:rPr>
+                <w:rFonts w:ascii="Times New Roman" w:eastAsia="Times New Roman" w:hAnsi="Times New Roman" w:cs="Times New Roman"/>
+                <w:sz w:val="24"/>
+                <w:szCs w:val="24"/>
+                <w:lang w:eastAsia="ru-RU"/>
+              </w:rPr>
+            </w:pPr>
+            <w:r>
+              <w:rPr>
+                <w:rFonts w:ascii="Times New Roman" w:hAnsi="Times New Roman" w:cs="Times New Roman"/>
+                <w:sz w:val="24"/>
+                <w:szCs w:val="24"/>
+              </w:rPr>
+              <w:t>Проанализировать риски и характеристики качества программного обеспечения;</w:t>
+            </w:r>
+          </w:p>
+        </w:tc>
+        <w:tc>
+          <w:tcPr>
+            <w:tcW w:w="775" w:type="pct"/>
+            <w:tcBorders>
+              <w:top w:val="single" w:sz="4" w:space="0" w:color="auto"/>
+              <w:left w:val="nil"/>
+              <w:bottom w:val="single" w:sz="4" w:space="0" w:color="auto"/>
+              <w:right w:val="single" w:sz="4" w:space="0" w:color="auto"/>
+            </w:tcBorders>
+          </w:tcPr>
+          <w:p>
+            <w:pPr>
+              <w:spacing w:after="0" w:line="240" w:lineRule="auto"/>
+              <w:jc w:val="center"/>
+              <w:rPr>
+                <w:rFonts w:ascii="Arial" w:eastAsia="Times New Roman" w:hAnsi="Arial" w:cs="Times New Roman"/>
+                <w:sz w:val="24"/>
+                <w:szCs w:val="24"/>
+                <w:lang w:eastAsia="ru-RU"/>
+              </w:rPr>
+            </w:pPr>
+            <w:r>
+              <w:t>8</w:t>
+            </w:r>
+          </w:p>
+        </w:tc>
+        <w:tc>
+          <w:tcPr>
+            <w:tcW w:w="931" w:type="pct"/>
+            <w:tcBorders>
+              <w:top w:val="single" w:sz="4" w:space="0" w:color="auto"/>
+              <w:left w:val="single" w:sz="4" w:space="0" w:color="auto"/>
+              <w:bottom w:val="single" w:sz="4" w:space="0" w:color="auto"/>
+              <w:right w:val="single" w:sz="4" w:space="0" w:color="auto"/>
+            </w:tcBorders>
           </w:tcPr>
           <w:p>
             <w:pPr>
@@ -2101,23 +2408,61 @@
               <w:jc w:val="right"/>
               <w:rPr>
                 <w:rFonts w:ascii="Arial" w:eastAsia="Times New Roman" w:hAnsi="Arial" w:cs="Times New Roman"/>
-                <w:sz w:val="20"/>
-                <w:szCs w:val="20"/>
-                <w:lang w:eastAsia="ru-RU"/>
-              </w:rPr>
-            </w:pPr>
-          </w:p>
-        </w:tc>
-        <w:tc>
-          <w:tcPr>
-            <w:tcW w:w="2207" w:type="pct"/>
+                <w:sz w:val="24"/>
+                <w:szCs w:val="24"/>
+                <w:lang w:eastAsia="ru-RU"/>
+              </w:rPr>
+            </w:pPr>
+          </w:p>
+        </w:tc>
+      </w:tr>
+      <w:tr>
+        <w:trPr>
+          <w:trHeight w:val="855"/>
+        </w:trPr>
+        <w:tc>
+          <w:tcPr>
+            <w:tcW w:w="1151" w:type="pct"/>
+            <w:tcBorders>
+              <w:top w:val="single" w:sz="4" w:space="0" w:color="auto"/>
+              <w:left w:val="single" w:sz="4" w:space="0" w:color="auto"/>
+              <w:bottom w:val="single" w:sz="4" w:space="0" w:color="auto"/>
+              <w:right w:val="single" w:sz="4" w:space="0" w:color="auto"/>
+            </w:tcBorders>
+            <w:noWrap/>
+            <w:vAlign w:val="center"/>
+          </w:tcPr>
+          <w:p>
+            <w:pPr>
+              <w:spacing w:after="0" w:line="240" w:lineRule="auto"/>
+              <w:jc w:val="center"/>
+              <w:rPr>
+                <w:rFonts w:ascii="Arial" w:eastAsia="Times New Roman" w:hAnsi="Arial" w:cs="Times New Roman"/>
+                <w:sz w:val="24"/>
+                <w:szCs w:val="24"/>
+                <w:lang w:eastAsia="ru-RU"/>
+              </w:rPr>
+            </w:pPr>
+            <w:r>
+              <w:rPr>
+                <w:rFonts w:ascii="Arial" w:eastAsia="Times New Roman" w:hAnsi="Arial" w:cs="Times New Roman"/>
+                <w:sz w:val="24"/>
+                <w:szCs w:val="24"/>
+                <w:lang w:eastAsia="ru-RU"/>
+              </w:rPr>
+              <w:t>10.06</w:t>
+            </w:r>
+          </w:p>
+        </w:tc>
+        <w:tc>
+          <w:tcPr>
+            <w:tcW w:w="2143" w:type="pct"/>
             <w:tcBorders>
               <w:top w:val="single" w:sz="4" w:space="0" w:color="auto"/>
               <w:left w:val="nil"/>
               <w:bottom w:val="single" w:sz="4" w:space="0" w:color="auto"/>
               <w:right w:val="single" w:sz="4" w:space="0" w:color="auto"/>
             </w:tcBorders>
-            <w:vAlign w:val="bottom"/>
           </w:tcPr>
           <w:p>
             <w:pPr>
@@ -2129,18 +2474,51 @@
                 <w:lang w:eastAsia="ru-RU"/>
               </w:rPr>
             </w:pPr>
-          </w:p>
-        </w:tc>
-        <w:tc>
-          <w:tcPr>
-            <w:tcW w:w="706" w:type="pct"/>
+            <w:r>
+              <w:rPr>
+                <w:rFonts w:ascii="Times New Roman" w:hAnsi="Times New Roman" w:cs="Times New Roman"/>
+                <w:sz w:val="24"/>
+                <w:szCs w:val="24"/>
+              </w:rPr>
+              <w:t>Выбрать методы и средства защиты программного обеспечения</w:t>
+            </w:r>
+          </w:p>
+        </w:tc>
+        <w:tc>
+          <w:tcPr>
+            <w:tcW w:w="775" w:type="pct"/>
             <w:tcBorders>
               <w:top w:val="single" w:sz="4" w:space="0" w:color="auto"/>
               <w:left w:val="nil"/>
               <w:bottom w:val="single" w:sz="4" w:space="0" w:color="auto"/>
               <w:right w:val="single" w:sz="4" w:space="0" w:color="auto"/>
             </w:tcBorders>
-            <w:vAlign w:val="bottom"/>
+          </w:tcPr>
+          <w:p>
+            <w:pPr>
+              <w:spacing w:after="0" w:line="240" w:lineRule="auto"/>
+              <w:jc w:val="center"/>
+              <w:rPr>
+                <w:rFonts w:ascii="Arial" w:eastAsia="Times New Roman" w:hAnsi="Arial" w:cs="Times New Roman"/>
+                <w:sz w:val="24"/>
+                <w:szCs w:val="24"/>
+                <w:lang w:eastAsia="ru-RU"/>
+              </w:rPr>
+            </w:pPr>
+            <w:r>
+              <w:t>8</w:t>
+            </w:r>
+          </w:p>
+        </w:tc>
+        <w:tc>
+          <w:tcPr>
+            <w:tcW w:w="931" w:type="pct"/>
+            <w:tcBorders>
+              <w:top w:val="single" w:sz="4" w:space="0" w:color="auto"/>
+              <w:left w:val="single" w:sz="4" w:space="0" w:color="auto"/>
+              <w:bottom w:val="single" w:sz="4" w:space="0" w:color="auto"/>
+              <w:right w:val="single" w:sz="4" w:space="0" w:color="auto"/>
+            </w:tcBorders>
           </w:tcPr>
           <w:p>
             <w:pPr>
@@ -2148,22 +2526,117 @@
               <w:jc w:val="right"/>
               <w:rPr>
                 <w:rFonts w:ascii="Arial" w:eastAsia="Times New Roman" w:hAnsi="Arial" w:cs="Times New Roman"/>
-                <w:sz w:val="20"/>
-                <w:szCs w:val="20"/>
-                <w:lang w:eastAsia="ru-RU"/>
-              </w:rPr>
-            </w:pPr>
-          </w:p>
-        </w:tc>
-        <w:tc>
-          <w:tcPr>
-            <w:tcW w:w="995" w:type="pct"/>
+                <w:sz w:val="24"/>
+                <w:szCs w:val="24"/>
+                <w:lang w:eastAsia="ru-RU"/>
+              </w:rPr>
+            </w:pPr>
+          </w:p>
+        </w:tc>
+      </w:tr>
+      <w:tr>
+        <w:trPr>
+          <w:trHeight w:val="855"/>
+        </w:trPr>
+        <w:tc>
+          <w:tcPr>
+            <w:tcW w:w="1151" w:type="pct"/>
             <w:tcBorders>
               <w:top w:val="single" w:sz="4" w:space="0" w:color="auto"/>
               <w:left w:val="single" w:sz="4" w:space="0" w:color="auto"/>
               <w:bottom w:val="single" w:sz="4" w:space="0" w:color="auto"/>
               <w:right w:val="single" w:sz="4" w:space="0" w:color="auto"/>
             </w:tcBorders>
+            <w:noWrap/>
+            <w:vAlign w:val="center"/>
+          </w:tcPr>
+          <w:p>
+            <w:pPr>
+              <w:spacing w:after="0" w:line="240" w:lineRule="auto"/>
+              <w:jc w:val="center"/>
+              <w:rPr>
+                <w:rFonts w:ascii="Arial" w:eastAsia="Times New Roman" w:hAnsi="Arial" w:cs="Times New Roman"/>
+                <w:sz w:val="24"/>
+                <w:szCs w:val="24"/>
+                <w:lang w:eastAsia="ru-RU"/>
+              </w:rPr>
+            </w:pPr>
+            <w:r>
+              <w:rPr>
+                <w:rFonts w:ascii="Arial" w:eastAsia="Times New Roman" w:hAnsi="Arial" w:cs="Times New Roman"/>
+                <w:sz w:val="24"/>
+                <w:szCs w:val="24"/>
+                <w:lang w:eastAsia="ru-RU"/>
+              </w:rPr>
+              <w:t>11.06-15.06</w:t>
+            </w:r>
+          </w:p>
+        </w:tc>
+        <w:tc>
+          <w:tcPr>
+            <w:tcW w:w="2143" w:type="pct"/>
+            <w:tcBorders>
+              <w:top w:val="single" w:sz="4" w:space="0" w:color="auto"/>
+              <w:left w:val="nil"/>
+              <w:bottom w:val="single" w:sz="4" w:space="0" w:color="auto"/>
+              <w:right w:val="single" w:sz="4" w:space="0" w:color="auto"/>
+            </w:tcBorders>
+          </w:tcPr>
+          <w:p>
+            <w:pPr>
+              <w:spacing w:after="0" w:line="240" w:lineRule="auto"/>
+              <w:rPr>
+                <w:rFonts w:ascii="Times New Roman" w:eastAsia="Times New Roman" w:hAnsi="Times New Roman" w:cs="Times New Roman"/>
+                <w:sz w:val="24"/>
+                <w:szCs w:val="24"/>
+                <w:lang w:eastAsia="ru-RU"/>
+              </w:rPr>
+            </w:pPr>
+            <w:r>
+              <w:rPr>
+                <w:rFonts w:ascii="Times New Roman" w:hAnsi="Times New Roman" w:cs="Times New Roman"/>
+                <w:sz w:val="24"/>
+                <w:szCs w:val="24"/>
+              </w:rPr>
+              <w:t>Реализовать защиту программного обеспечения на требуемом уровне.</w:t>
+            </w:r>
+          </w:p>
+        </w:tc>
+        <w:tc>
+          <w:tcPr>
+            <w:tcW w:w="775" w:type="pct"/>
+            <w:tcBorders>
+              <w:top w:val="single" w:sz="4" w:space="0" w:color="auto"/>
+              <w:left w:val="nil"/>
+              <w:bottom w:val="single" w:sz="4" w:space="0" w:color="auto"/>
+              <w:right w:val="single" w:sz="4" w:space="0" w:color="auto"/>
+            </w:tcBorders>
+          </w:tcPr>
+          <w:p>
+            <w:pPr>
+              <w:spacing w:after="0" w:line="240" w:lineRule="auto"/>
+              <w:jc w:val="center"/>
+              <w:rPr>
+                <w:rFonts w:ascii="Arial" w:eastAsia="Times New Roman" w:hAnsi="Arial" w:cs="Times New Roman"/>
+                <w:sz w:val="24"/>
+                <w:szCs w:val="24"/>
+                <w:lang w:eastAsia="ru-RU"/>
+              </w:rPr>
+            </w:pPr>
+            <w:r>
+              <w:t>8</w:t>
+            </w:r>
+          </w:p>
+        </w:tc>
+        <w:tc>
+          <w:tcPr>
+            <w:tcW w:w="931" w:type="pct"/>
+            <w:tcBorders>
+              <w:top w:val="single" w:sz="4" w:space="0" w:color="auto"/>
+              <w:left w:val="single" w:sz="4" w:space="0" w:color="auto"/>
+              <w:bottom w:val="single" w:sz="4" w:space="0" w:color="auto"/>
+              <w:right w:val="single" w:sz="4" w:space="0" w:color="auto"/>
+            </w:tcBorders>
           </w:tcPr>
           <w:p>
             <w:pPr>
@@ -2171,8 +2644,8 @@
               <w:jc w:val="right"/>
               <w:rPr>
                 <w:rFonts w:ascii="Arial" w:eastAsia="Times New Roman" w:hAnsi="Arial" w:cs="Times New Roman"/>
-                <w:sz w:val="20"/>
-                <w:szCs w:val="20"/>
+                <w:sz w:val="24"/>
+                <w:szCs w:val="24"/>
                 <w:lang w:eastAsia="ru-RU"/>
               </w:rPr>
             </w:pPr>
@@ -2180,16 +2653,6 @@
         </w:tc>
       </w:tr>
     </w:tbl>
-    <w:p>
-      <w:pPr>
-        <w:spacing w:after="0" w:line="240" w:lineRule="auto"/>
-        <w:jc w:val="both"/>
-        <w:rPr>
-          <w:rFonts w:ascii="Times New Roman" w:eastAsia="Times New Roman" w:hAnsi="Times New Roman" w:cs="Times New Roman"/>
-          <w:lang w:eastAsia="ru-RU"/>
-        </w:rPr>
-      </w:pPr>
-    </w:p>
     <w:p/>
     <w:sectPr>
       <w:pgSz w:w="11906" w:h="16838"/>

--- a/Дневник практики.docx
+++ b/Дневник практики.docx
@@ -1077,6 +1077,7 @@
               <w:bottom w:val="single" w:sz="4" w:space="0" w:color="auto"/>
               <w:right w:val="single" w:sz="4" w:space="0" w:color="auto"/>
             </w:tcBorders>
+            <w:vAlign w:val="center"/>
           </w:tcPr>
           <w:p>
             <w:pPr>
@@ -1195,6 +1196,7 @@
               <w:bottom w:val="single" w:sz="4" w:space="0" w:color="auto"/>
               <w:right w:val="single" w:sz="4" w:space="0" w:color="auto"/>
             </w:tcBorders>
+            <w:vAlign w:val="center"/>
           </w:tcPr>
           <w:p>
             <w:pPr>
@@ -1313,6 +1315,7 @@
               <w:bottom w:val="single" w:sz="4" w:space="0" w:color="auto"/>
               <w:right w:val="single" w:sz="4" w:space="0" w:color="auto"/>
             </w:tcBorders>
+            <w:vAlign w:val="center"/>
           </w:tcPr>
           <w:p>
             <w:pPr>
@@ -1431,6 +1434,7 @@
               <w:bottom w:val="single" w:sz="4" w:space="0" w:color="auto"/>
               <w:right w:val="single" w:sz="4" w:space="0" w:color="auto"/>
             </w:tcBorders>
+            <w:vAlign w:val="center"/>
           </w:tcPr>
           <w:p>
             <w:pPr>
@@ -1549,6 +1553,7 @@
               <w:bottom w:val="single" w:sz="4" w:space="0" w:color="auto"/>
               <w:right w:val="single" w:sz="4" w:space="0" w:color="auto"/>
             </w:tcBorders>
+            <w:vAlign w:val="center"/>
           </w:tcPr>
           <w:p>
             <w:pPr>
@@ -1667,6 +1672,7 @@
               <w:bottom w:val="single" w:sz="4" w:space="0" w:color="auto"/>
               <w:right w:val="single" w:sz="4" w:space="0" w:color="auto"/>
             </w:tcBorders>
+            <w:vAlign w:val="center"/>
           </w:tcPr>
           <w:p>
             <w:pPr>
@@ -1785,6 +1791,7 @@
               <w:bottom w:val="single" w:sz="4" w:space="0" w:color="auto"/>
               <w:right w:val="single" w:sz="4" w:space="0" w:color="auto"/>
             </w:tcBorders>
+            <w:vAlign w:val="center"/>
           </w:tcPr>
           <w:p>
             <w:pPr>
@@ -1903,6 +1910,7 @@
               <w:bottom w:val="single" w:sz="4" w:space="0" w:color="auto"/>
               <w:right w:val="single" w:sz="4" w:space="0" w:color="auto"/>
             </w:tcBorders>
+            <w:vAlign w:val="center"/>
           </w:tcPr>
           <w:p>
             <w:pPr>
@@ -2021,6 +2029,7 @@
               <w:bottom w:val="single" w:sz="4" w:space="0" w:color="auto"/>
               <w:right w:val="single" w:sz="4" w:space="0" w:color="auto"/>
             </w:tcBorders>
+            <w:vAlign w:val="center"/>
           </w:tcPr>
           <w:p>
             <w:pPr>
@@ -2139,6 +2148,7 @@
               <w:bottom w:val="single" w:sz="4" w:space="0" w:color="auto"/>
               <w:right w:val="single" w:sz="4" w:space="0" w:color="auto"/>
             </w:tcBorders>
+            <w:vAlign w:val="center"/>
           </w:tcPr>
           <w:p>
             <w:pPr>
@@ -2257,6 +2267,7 @@
               <w:bottom w:val="single" w:sz="4" w:space="0" w:color="auto"/>
               <w:right w:val="single" w:sz="4" w:space="0" w:color="auto"/>
             </w:tcBorders>
+            <w:vAlign w:val="center"/>
           </w:tcPr>
           <w:p>
             <w:pPr>
@@ -2375,6 +2386,7 @@
               <w:bottom w:val="single" w:sz="4" w:space="0" w:color="auto"/>
               <w:right w:val="single" w:sz="4" w:space="0" w:color="auto"/>
             </w:tcBorders>
+            <w:vAlign w:val="center"/>
           </w:tcPr>
           <w:p>
             <w:pPr>
@@ -2493,6 +2505,7 @@
               <w:bottom w:val="single" w:sz="4" w:space="0" w:color="auto"/>
               <w:right w:val="single" w:sz="4" w:space="0" w:color="auto"/>
             </w:tcBorders>
+            <w:vAlign w:val="center"/>
           </w:tcPr>
           <w:p>
             <w:pPr>
@@ -2611,6 +2624,7 @@
               <w:bottom w:val="single" w:sz="4" w:space="0" w:color="auto"/>
               <w:right w:val="single" w:sz="4" w:space="0" w:color="auto"/>
             </w:tcBorders>
+            <w:vAlign w:val="center"/>
           </w:tcPr>
           <w:p>
             <w:pPr>
